--- a/荣格八维人格测验-中国情境版.docx
+++ b/荣格八维人格测验-中国情境版.docx
@@ -200,7 +200,7 @@
           <w:color w:val="595959"/>
           <w:sz w:val="20"/>
         </w:rPr>
-        <w:t>2026 年 10 月　第 1 版</w:t>
+        <w:t>2026 年 10 月　第 1.1 版</w:t>
       </w:r>
     </w:p>
     <w:p>
@@ -22934,6 +22934,70 @@
           <w:sz w:val="21"/>
         </w:rPr>
         <w:t>一致，就基本可以采信。</w:t>
+      </w:r>
+    </w:p>
+    <w:p>
+      <w:pPr>
+        <w:keepNext w:val="0"/>
+        <w:spacing w:before="0" w:after="80" w:line="324" w:lineRule="auto"/>
+        <w:ind w:firstLine="420" w:left="0"/>
+        <w:jc w:val="both"/>
+      </w:pPr>
+      <w:r>
+        <w:rPr>
+          <w:rFonts w:ascii="Times New Roman" w:hAnsi="Times New Roman" w:eastAsia="黑体"/>
+          <w:b/>
+          <w:sz w:val="21"/>
+        </w:rPr>
+        <w:t>Q11：结果页上的"AI 分析提示词"是什么？</w:t>
+      </w:r>
+    </w:p>
+    <w:p>
+      <w:pPr>
+        <w:keepNext w:val="0"/>
+        <w:spacing w:before="0" w:after="80" w:line="324" w:lineRule="auto"/>
+        <w:ind w:firstLine="420" w:left="0"/>
+        <w:jc w:val="both"/>
+      </w:pPr>
+      <w:r>
+        <w:rPr>
+          <w:rFonts w:ascii="Times New Roman" w:hAnsi="Times New Roman" w:eastAsia="宋体"/>
+          <w:b w:val="0"/>
+          <w:sz w:val="21"/>
+        </w:rPr>
+        <w:t>是一段写好的提问稿。它把你的八维分数、主导/辅助/第三/劣势、置信度、计分口径和理论边界都写进去，再要求 AI 按固定顺序回答：先复核类型是否自洽，再指出分数里最反常的一处，然后分别就职场、家庭、亲密关系给具体建议，分析劣势功能失控前的信号，最后给出两件可验证的行动，并反问你三个能修正结论的问题。</w:t>
+      </w:r>
+    </w:p>
+    <w:p>
+      <w:pPr>
+        <w:keepNext w:val="0"/>
+        <w:spacing w:before="0" w:after="80" w:line="324" w:lineRule="auto"/>
+        <w:ind w:firstLine="420" w:left="0"/>
+        <w:jc w:val="both"/>
+      </w:pPr>
+      <w:r>
+        <w:rPr>
+          <w:rFonts w:ascii="Times New Roman" w:hAnsi="Times New Roman" w:eastAsia="宋体"/>
+          <w:b w:val="0"/>
+          <w:sz w:val="21"/>
+        </w:rPr>
+        <w:t>同时它明确禁止 AI 做诊断、编数据、下"你就是这种人"的判决。</w:t>
+      </w:r>
+    </w:p>
+    <w:p>
+      <w:pPr>
+        <w:keepNext w:val="0"/>
+        <w:spacing w:before="0" w:after="80" w:line="324" w:lineRule="auto"/>
+        <w:ind w:firstLine="420" w:left="0"/>
+        <w:jc w:val="both"/>
+      </w:pPr>
+      <w:r>
+        <w:rPr>
+          <w:rFonts w:ascii="Times New Roman" w:hAnsi="Times New Roman" w:eastAsia="宋体"/>
+          <w:b w:val="0"/>
+          <w:sz w:val="21"/>
+        </w:rPr>
+        <w:t>用法：做完题点"复制 AI 分析提示词"，黏到你常用的 AI 里就能用；如果那个 AI 支持上传文件，把这份手册一起传上去，让它以第四、五、六章为依据，结果会细很多。提示词里只有结果数据，没有姓名——发到哪里、发给谁，由你决定。</w:t>
       </w:r>
     </w:p>
     <w:p>

--- a/荣格八维人格测验-中国情境版.docx
+++ b/荣格八维人格测验-中国情境版.docx
@@ -200,7 +200,7 @@
           <w:color w:val="595959"/>
           <w:sz w:val="20"/>
         </w:rPr>
-        <w:t>2026 年 10 月　第 1.1 版</w:t>
+        <w:t>2026 年 10 月　第 1.2 版</w:t>
       </w:r>
     </w:p>
     <w:p>
@@ -11796,7 +11796,7 @@
           <w:b w:val="0"/>
           <w:sz w:val="19"/>
         </w:rPr>
-        <w:t xml:space="preserve">，第三 Ti，劣势 Ne，四字母 </w:t>
+        <w:t xml:space="preserve">，第三 Fi，劣势 Se，四字母 </w:t>
       </w:r>
       <w:r>
         <w:rPr>
@@ -12203,7 +12203,7 @@
           <w:color w:val="595959"/>
           <w:sz w:val="18"/>
         </w:rPr>
-        <w:t xml:space="preserve"> Ti</w:t>
+        <w:t xml:space="preserve"> Fi</w:t>
       </w:r>
     </w:p>
     <w:p>
@@ -12419,7 +12419,7 @@
           <w:color w:val="595959"/>
           <w:sz w:val="18"/>
         </w:rPr>
-        <w:t xml:space="preserve"> Te</w:t>
+        <w:t xml:space="preserve"> Fe</w:t>
       </w:r>
     </w:p>
     <w:p>
@@ -12635,7 +12635,7 @@
           <w:color w:val="595959"/>
           <w:sz w:val="18"/>
         </w:rPr>
-        <w:t xml:space="preserve"> Fi</w:t>
+        <w:t xml:space="preserve"> Ti</w:t>
       </w:r>
     </w:p>
     <w:p>
@@ -12851,7 +12851,7 @@
           <w:color w:val="595959"/>
           <w:sz w:val="18"/>
         </w:rPr>
-        <w:t xml:space="preserve"> Fe</w:t>
+        <w:t xml:space="preserve"> Te</w:t>
       </w:r>
     </w:p>
     <w:p>
@@ -13067,7 +13067,7 @@
           <w:color w:val="595959"/>
           <w:sz w:val="18"/>
         </w:rPr>
-        <w:t xml:space="preserve"> Si</w:t>
+        <w:t xml:space="preserve"> Ni</w:t>
       </w:r>
     </w:p>
     <w:p>
@@ -13283,7 +13283,7 @@
           <w:color w:val="595959"/>
           <w:sz w:val="18"/>
         </w:rPr>
-        <w:t xml:space="preserve"> Se</w:t>
+        <w:t xml:space="preserve"> Ne</w:t>
       </w:r>
     </w:p>
     <w:p>
@@ -13499,7 +13499,7 @@
           <w:color w:val="595959"/>
           <w:sz w:val="18"/>
         </w:rPr>
-        <w:t xml:space="preserve"> Ni</w:t>
+        <w:t xml:space="preserve"> Si</w:t>
       </w:r>
     </w:p>
     <w:p>
@@ -13715,7 +13715,7 @@
           <w:color w:val="595959"/>
           <w:sz w:val="18"/>
         </w:rPr>
-        <w:t xml:space="preserve"> Ne</w:t>
+        <w:t xml:space="preserve"> Se</w:t>
       </w:r>
     </w:p>
     <w:p>

--- a/荣格八维人格测验-中国情境版.docx
+++ b/荣格八维人格测验-中国情境版.docx
@@ -200,7 +200,7 @@
           <w:color w:val="595959"/>
           <w:sz w:val="20"/>
         </w:rPr>
-        <w:t>2026 年 10 月　第 1.2 版</w:t>
+        <w:t>2026 年 10 月　第 1.3 版</w:t>
       </w:r>
     </w:p>
     <w:p>

--- a/荣格八维人格测验-中国情境版.docx
+++ b/荣格八维人格测验-中国情境版.docx
@@ -119,7 +119,7 @@
           <w:b w:val="0"/>
           <w:sz w:val="22"/>
         </w:rPr>
-        <w:t>56 个中国生活场景　·　8 种认知功能　·　按荣格的方法定类型</w:t>
+        <w:t>64 个中国生活场景　·　8 种认知功能　·　按荣格的方法定类型</w:t>
       </w:r>
     </w:p>
     <w:p>
@@ -200,7 +200,7 @@
           <w:color w:val="595959"/>
           <w:sz w:val="20"/>
         </w:rPr>
-        <w:t>2026 年 10 月　第 1.3 版</w:t>
+        <w:t>2026 年 10 月　第 1.4 版</w:t>
       </w:r>
     </w:p>
     <w:p>
@@ -319,7 +319,7 @@
           <w:b w:val="0"/>
           <w:sz w:val="22"/>
         </w:rPr>
-        <w:t>第四章　计分：从 56 个选择到你的类型</w:t>
+        <w:t>第四章　计分：从 64 个选择到你的类型</w:t>
       </w:r>
     </w:p>
     <w:p>
@@ -648,7 +648,7 @@
           <w:b w:val="0"/>
           <w:sz w:val="21"/>
         </w:rPr>
-        <w:t xml:space="preserve"> 56 个场景全部来自中国生活：家庭、职场、学习、人情、消费、冲突、兴趣、信息。没有派对，也没有教堂。</w:t>
+        <w:t xml:space="preserve"> 64 个场景全部来自中国生活：家庭、职场、学习、人情、消费、冲突、兴趣、信息。没有派对，也没有教堂。</w:t>
       </w:r>
     </w:p>
     <w:p>
@@ -2289,7 +2289,7 @@
           <w:b/>
           <w:sz w:val="21"/>
         </w:rPr>
-        <w:t>完整版（56 题）</w:t>
+        <w:t>完整版（64 题）</w:t>
       </w:r>
       <w:r>
         <w:rPr>
@@ -2297,7 +2297,7 @@
           <w:b w:val="0"/>
           <w:sz w:val="21"/>
         </w:rPr>
-        <w:t>：14 个功能对，每对两个方向各出一题。大约 20 分钟。建议一次做完；纸笔版如果中途累了，可以在题目中间的休息处停下，记好做第几题，下次接着做。</w:t>
+        <w:t>：32 对（八个功能两两组合共 28 对，另加 4 对补足薄弱场景），每对两个方向各出一题。大约 24 分钟。建议一次做完；纸笔版如果中途累了，可以在题目中间的休息处停下，记好做第几题，下次接着做。</w:t>
       </w:r>
     </w:p>
     <w:p>
@@ -2318,7 +2318,7 @@
           <w:b/>
           <w:sz w:val="21"/>
         </w:rPr>
-        <w:t>快速版（28 题）</w:t>
+        <w:t>快速版（32 题）</w:t>
       </w:r>
       <w:r>
         <w:rPr>
@@ -2326,7 +2326,7 @@
           <w:b w:val="0"/>
           <w:sz w:val="21"/>
         </w:rPr>
-        <w:t>：只用完整版里所有 a 题（Q01a、Q02a……Q28a），大约 8 分钟。精度略低，适合先摸个大概，或者拿来和完整版对照。</w:t>
+        <w:t>：只用完整版里所有 a 题（Q01a、Q02a……Q32a），大约 10 分钟。精度略低，适合先摸个大概，或者拿来和完整版对照。</w:t>
       </w:r>
     </w:p>
     <w:p>
@@ -2757,7 +2757,7 @@
           <w:b/>
           <w:sz w:val="26"/>
         </w:rPr>
-        <w:t>3.5　题目（完整版 56 题）</w:t>
+        <w:t>3.5　题目（完整版 64 题）</w:t>
       </w:r>
     </w:p>
     <w:p>
@@ -2773,7 +2773,7 @@
           <w:b w:val="0"/>
           <w:sz w:val="21"/>
         </w:rPr>
-        <w:t>下面 56 题分为四部分。请一次做完前两部分，休息后再做后两部分；纸笔版请把答案写在附录 A 的答题卡上。</w:t>
+        <w:t>下面 64 题分为四部分。请一次做完前两部分，休息后再做后两部分；纸笔版请把答案写在附录 A 的答题卡上。</w:t>
       </w:r>
     </w:p>
     <w:p>
@@ -2789,7 +2789,7 @@
           <w:b/>
           <w:sz w:val="26"/>
         </w:rPr>
-        <w:t>第一部分（第 1—14 题）</w:t>
+        <w:t>第一部分（第 1—16 题）</w:t>
       </w:r>
     </w:p>
     <w:p>
@@ -3795,6 +3795,144 @@
     </w:p>
     <w:p>
       <w:pPr>
+        <w:keepNext/>
+        <w:keepLines/>
+        <w:spacing w:before="180" w:after="40" w:line="312" w:lineRule="auto"/>
+        <w:ind w:firstLine="0"/>
+      </w:pPr>
+      <w:r>
+        <w:rPr>
+          <w:rFonts w:ascii="Times New Roman" w:hAnsi="Times New Roman" w:eastAsia="黑体"/>
+          <w:b/>
+          <w:sz w:val="21"/>
+        </w:rPr>
+        <w:t xml:space="preserve">15　</w:t>
+      </w:r>
+      <w:r>
+        <w:rPr>
+          <w:rFonts w:ascii="Times New Roman" w:hAnsi="Times New Roman" w:eastAsia="宋体"/>
+          <w:sz w:val="21"/>
+        </w:rPr>
+        <w:t>部门开会，白板上写着新方案的名字，方向还没定，领导问大家有什么想法，会议室安静了几秒。</w:t>
+      </w:r>
+    </w:p>
+    <w:p>
+      <w:pPr>
+        <w:keepNext/>
+        <w:keepLines/>
+        <w:spacing w:before="20" w:after="20" w:line="300" w:lineRule="auto"/>
+        <w:ind w:left="539" w:hanging="312"/>
+      </w:pPr>
+      <w:r>
+        <w:rPr>
+          <w:rFonts w:ascii="Times New Roman" w:hAnsi="Times New Roman" w:eastAsia="黑体"/>
+          <w:b/>
+          <w:sz w:val="21"/>
+        </w:rPr>
+        <w:t xml:space="preserve">A　</w:t>
+      </w:r>
+      <w:r>
+        <w:rPr>
+          <w:rFonts w:ascii="Times New Roman" w:hAnsi="Times New Roman" w:eastAsia="宋体"/>
+          <w:sz w:val="21"/>
+        </w:rPr>
+        <w:t>你没急着接话，先翻出前年那个类似的项目，看当时按哪几步走的。</w:t>
+      </w:r>
+    </w:p>
+    <w:p>
+      <w:pPr>
+        <w:keepNext w:val="0"/>
+        <w:keepLines/>
+        <w:spacing w:before="20" w:after="20" w:line="300" w:lineRule="auto"/>
+        <w:ind w:left="539" w:hanging="312"/>
+      </w:pPr>
+      <w:r>
+        <w:rPr>
+          <w:rFonts w:ascii="Times New Roman" w:hAnsi="Times New Roman" w:eastAsia="黑体"/>
+          <w:b/>
+          <w:sz w:val="21"/>
+        </w:rPr>
+        <w:t xml:space="preserve">B　</w:t>
+      </w:r>
+      <w:r>
+        <w:rPr>
+          <w:rFonts w:ascii="Times New Roman" w:hAnsi="Times New Roman" w:eastAsia="宋体"/>
+          <w:sz w:val="21"/>
+        </w:rPr>
+        <w:t>你先开口，说这方案还能往哪几个方向岔，一口气举了三个。</w:t>
+      </w:r>
+    </w:p>
+    <w:p>
+      <w:pPr>
+        <w:keepNext/>
+        <w:keepLines/>
+        <w:spacing w:before="180" w:after="40" w:line="312" w:lineRule="auto"/>
+        <w:ind w:firstLine="0"/>
+      </w:pPr>
+      <w:r>
+        <w:rPr>
+          <w:rFonts w:ascii="Times New Roman" w:hAnsi="Times New Roman" w:eastAsia="黑体"/>
+          <w:b/>
+          <w:sz w:val="21"/>
+        </w:rPr>
+        <w:t xml:space="preserve">16　</w:t>
+      </w:r>
+      <w:r>
+        <w:rPr>
+          <w:rFonts w:ascii="Times New Roman" w:hAnsi="Times New Roman" w:eastAsia="宋体"/>
+          <w:sz w:val="21"/>
+        </w:rPr>
+        <w:t>导师把你叫到办公室，桌上摊着三个选题方向，让你下周给个准话。</w:t>
+      </w:r>
+    </w:p>
+    <w:p>
+      <w:pPr>
+        <w:keepNext/>
+        <w:keepLines/>
+        <w:spacing w:before="20" w:after="20" w:line="300" w:lineRule="auto"/>
+        <w:ind w:left="539" w:hanging="312"/>
+      </w:pPr>
+      <w:r>
+        <w:rPr>
+          <w:rFonts w:ascii="Times New Roman" w:hAnsi="Times New Roman" w:eastAsia="黑体"/>
+          <w:b/>
+          <w:sz w:val="21"/>
+        </w:rPr>
+        <w:t xml:space="preserve">A　</w:t>
+      </w:r>
+      <w:r>
+        <w:rPr>
+          <w:rFonts w:ascii="Times New Roman" w:hAnsi="Times New Roman" w:eastAsia="宋体"/>
+          <w:sz w:val="21"/>
+        </w:rPr>
+        <w:t>你先想导师最想推哪个、组里谁在做，挑个大家都顺的。</w:t>
+      </w:r>
+    </w:p>
+    <w:p>
+      <w:pPr>
+        <w:keepNext w:val="0"/>
+        <w:keepLines/>
+        <w:spacing w:before="20" w:after="20" w:line="300" w:lineRule="auto"/>
+        <w:ind w:left="539" w:hanging="312"/>
+      </w:pPr>
+      <w:r>
+        <w:rPr>
+          <w:rFonts w:ascii="Times New Roman" w:hAnsi="Times New Roman" w:eastAsia="黑体"/>
+          <w:b/>
+          <w:sz w:val="21"/>
+        </w:rPr>
+        <w:t xml:space="preserve">B　</w:t>
+      </w:r>
+      <w:r>
+        <w:rPr>
+          <w:rFonts w:ascii="Times New Roman" w:hAnsi="Times New Roman" w:eastAsia="宋体"/>
+          <w:sz w:val="21"/>
+        </w:rPr>
+        <w:t>你按能拿到的数据、半年内做得完来排序，挑条件够的那个。</w:t>
+      </w:r>
+    </w:p>
+    <w:p>
+      <w:pPr>
         <w:pStyle w:val="Heading2"/>
         <w:keepNext/>
         <w:spacing w:before="280" w:after="120"/>
@@ -3806,7 +3944,7 @@
           <w:b/>
           <w:sz w:val="26"/>
         </w:rPr>
-        <w:t>第二部分（第 15—28 题）</w:t>
+        <w:t>第二部分（第 17—32 题）</w:t>
       </w:r>
     </w:p>
     <w:p>
@@ -3857,14 +3995,14 @@
           <w:b/>
           <w:sz w:val="21"/>
         </w:rPr>
-        <w:t xml:space="preserve">15　</w:t>
-      </w:r>
-      <w:r>
-        <w:rPr>
-          <w:rFonts w:ascii="Times New Roman" w:hAnsi="Times New Roman" w:eastAsia="宋体"/>
-          <w:sz w:val="21"/>
-        </w:rPr>
-        <w:t>小组作业第二周，两个队友还没露过面，组里气氛有点僵。</w:t>
+        <w:t xml:space="preserve">17　</w:t>
+      </w:r>
+      <w:r>
+        <w:rPr>
+          <w:rFonts w:ascii="Times New Roman" w:hAnsi="Times New Roman" w:eastAsia="宋体"/>
+          <w:sz w:val="21"/>
+        </w:rPr>
+        <w:t>离考试还有三个月，你翻了翻手上的进度，书才过了一半。</w:t>
       </w:r>
     </w:p>
     <w:p>
@@ -3887,7 +4025,7 @@
           <w:rFonts w:ascii="Times New Roman" w:hAnsi="Times New Roman" w:eastAsia="宋体"/>
           <w:sz w:val="21"/>
         </w:rPr>
-        <w:t>你把剩下的活按块切开，写明谁哪天交什么，发到群里。</w:t>
+        <w:t>你把剩下的内容倒排到每一天，砍掉不考的，先抓拿分的。</w:t>
       </w:r>
     </w:p>
     <w:p>
@@ -3910,7 +4048,7 @@
           <w:rFonts w:ascii="Times New Roman" w:hAnsi="Times New Roman" w:eastAsia="宋体"/>
           <w:sz w:val="21"/>
         </w:rPr>
-        <w:t>你先私下问他是不是手上有别的事，话说软点，让他认一块。</w:t>
+        <w:t>你先停下来问自己：这考试是不是你真要的，图的是什么。</w:t>
       </w:r>
     </w:p>
     <w:p>
@@ -3926,14 +4064,14 @@
           <w:b/>
           <w:sz w:val="21"/>
         </w:rPr>
-        <w:t xml:space="preserve">16　</w:t>
-      </w:r>
-      <w:r>
-        <w:rPr>
-          <w:rFonts w:ascii="Times New Roman" w:hAnsi="Times New Roman" w:eastAsia="宋体"/>
-          <w:sz w:val="21"/>
-        </w:rPr>
-        <w:t>导师把你叫到办公室，桌上摊着三个选题方向，让你下周给个准话。</w:t>
+        <w:t xml:space="preserve">18　</w:t>
+      </w:r>
+      <w:r>
+        <w:rPr>
+          <w:rFonts w:ascii="Times New Roman" w:hAnsi="Times New Roman" w:eastAsia="宋体"/>
+          <w:sz w:val="21"/>
+        </w:rPr>
+        <w:t>618 大促，购物车里堆了十几件，手机弹出提示：再凑一百二减三十。</w:t>
       </w:r>
     </w:p>
     <w:p>
@@ -3956,7 +4094,7 @@
           <w:rFonts w:ascii="Times New Roman" w:hAnsi="Times New Roman" w:eastAsia="宋体"/>
           <w:sz w:val="21"/>
         </w:rPr>
-        <w:t>你先想导师最想推哪个、组里谁在做，挑个大家都顺的。</w:t>
+        <w:t>你把车里的东西过一遍，只留确实想要的，别的都删。</w:t>
       </w:r>
     </w:p>
     <w:p>
@@ -3979,7 +4117,7 @@
           <w:rFonts w:ascii="Times New Roman" w:hAnsi="Times New Roman" w:eastAsia="宋体"/>
           <w:sz w:val="21"/>
         </w:rPr>
-        <w:t>你按能拿到的数据、半年内做得完来排序，挑条件够的那个。</w:t>
+        <w:t>你按满减门槛重排一遍，算清哪几件凑一单最省。</w:t>
       </w:r>
     </w:p>
     <w:p>
@@ -3995,14 +4133,14 @@
           <w:b/>
           <w:sz w:val="21"/>
         </w:rPr>
-        <w:t xml:space="preserve">17　</w:t>
-      </w:r>
-      <w:r>
-        <w:rPr>
-          <w:rFonts w:ascii="Times New Roman" w:hAnsi="Times New Roman" w:eastAsia="宋体"/>
-          <w:sz w:val="21"/>
-        </w:rPr>
-        <w:t>离考试还有三个月，你翻了翻手上的进度，书才过了一半。</w:t>
+        <w:t xml:space="preserve">19　</w:t>
+      </w:r>
+      <w:r>
+        <w:rPr>
+          <w:rFonts w:ascii="Times New Roman" w:hAnsi="Times New Roman" w:eastAsia="宋体"/>
+          <w:sz w:val="21"/>
+        </w:rPr>
+        <w:t>工长催你定材料，说瓷砖和地板得先定一个，不然下周没法排工期。</w:t>
       </w:r>
     </w:p>
     <w:p>
@@ -4025,7 +4163,7 @@
           <w:rFonts w:ascii="Times New Roman" w:hAnsi="Times New Roman" w:eastAsia="宋体"/>
           <w:sz w:val="21"/>
         </w:rPr>
-        <w:t>你把剩下的内容倒排到每一天，砍掉不考的，先抓拿分的。</w:t>
+        <w:t>你先弄清这俩为什么非要分先后：是收口问题还是工期卡着。</w:t>
       </w:r>
     </w:p>
     <w:p>
@@ -4048,7 +4186,7 @@
           <w:rFonts w:ascii="Times New Roman" w:hAnsi="Times New Roman" w:eastAsia="宋体"/>
           <w:sz w:val="21"/>
         </w:rPr>
-        <w:t>你先停下来问自己：这考试是不是你真要的，图的是什么。</w:t>
+        <w:t>你先问家里人各自想要什么，凑一个大家都能点头的顺序。</w:t>
       </w:r>
     </w:p>
     <w:p>
@@ -4064,14 +4202,14 @@
           <w:b/>
           <w:sz w:val="21"/>
         </w:rPr>
-        <w:t xml:space="preserve">18　</w:t>
-      </w:r>
-      <w:r>
-        <w:rPr>
-          <w:rFonts w:ascii="Times New Roman" w:hAnsi="Times New Roman" w:eastAsia="宋体"/>
-          <w:sz w:val="21"/>
-        </w:rPr>
-        <w:t>618 大促，购物车里堆了十几件，手机弹出提示：再凑一百二减三十。</w:t>
+        <w:t xml:space="preserve">20　</w:t>
+      </w:r>
+      <w:r>
+        <w:rPr>
+          <w:rFonts w:ascii="Times New Roman" w:hAnsi="Times New Roman" w:eastAsia="宋体"/>
+          <w:sz w:val="21"/>
+        </w:rPr>
+        <w:t>第一次买车，预算十五万，爸想买国产，爱人想买合资，销售在旁边等着。</w:t>
       </w:r>
     </w:p>
     <w:p>
@@ -4094,7 +4232,7 @@
           <w:rFonts w:ascii="Times New Roman" w:hAnsi="Times New Roman" w:eastAsia="宋体"/>
           <w:sz w:val="21"/>
         </w:rPr>
-        <w:t>你把车里的东西过一遍，只留确实想要的，别的都删。</w:t>
+        <w:t>你先问爸坐着累不累、爱人开不开得惯，再定。</w:t>
       </w:r>
     </w:p>
     <w:p>
@@ -4117,7 +4255,7 @@
           <w:rFonts w:ascii="Times New Roman" w:hAnsi="Times New Roman" w:eastAsia="宋体"/>
           <w:sz w:val="21"/>
         </w:rPr>
-        <w:t>你按满减门槛重排一遍，算清哪几件凑一单最省。</w:t>
+        <w:t>你把几款车的参数拉出来比，弄清多花的钱差在哪。</w:t>
       </w:r>
     </w:p>
     <w:p>
@@ -4133,14 +4271,14 @@
           <w:b/>
           <w:sz w:val="21"/>
         </w:rPr>
-        <w:t xml:space="preserve">19　</w:t>
-      </w:r>
-      <w:r>
-        <w:rPr>
-          <w:rFonts w:ascii="Times New Roman" w:hAnsi="Times New Roman" w:eastAsia="宋体"/>
-          <w:sz w:val="21"/>
-        </w:rPr>
-        <w:t>工长催你定材料，说瓷砖和地板得先定一个，不然下周没法排工期。</w:t>
+        <w:t xml:space="preserve">21　</w:t>
+      </w:r>
+      <w:r>
+        <w:rPr>
+          <w:rFonts w:ascii="Times New Roman" w:hAnsi="Times New Roman" w:eastAsia="宋体"/>
+          <w:sz w:val="21"/>
+        </w:rPr>
+        <w:t>九点多才到家，冰箱里有菜，你坐下就不太想动了。</w:t>
       </w:r>
     </w:p>
     <w:p>
@@ -4163,7 +4301,7 @@
           <w:rFonts w:ascii="Times New Roman" w:hAnsi="Times New Roman" w:eastAsia="宋体"/>
           <w:sz w:val="21"/>
         </w:rPr>
-        <w:t>你先弄清这俩为什么非要分先后：是收口问题还是工期卡着。</w:t>
+        <w:t>你先想清楚这顿图什么：省时间就点，省钱就煮，定了再动。</w:t>
       </w:r>
     </w:p>
     <w:p>
@@ -4186,7 +4324,7 @@
           <w:rFonts w:ascii="Times New Roman" w:hAnsi="Times New Roman" w:eastAsia="宋体"/>
           <w:sz w:val="21"/>
         </w:rPr>
-        <w:t>你先问家里人各自想要什么，凑一个大家都能点头的顺序。</w:t>
+        <w:t>你不管哪个更划算，就想吃口自己做的，洗手就开火。</w:t>
       </w:r>
     </w:p>
     <w:p>
@@ -4202,14 +4340,14 @@
           <w:b/>
           <w:sz w:val="21"/>
         </w:rPr>
-        <w:t xml:space="preserve">20　</w:t>
-      </w:r>
-      <w:r>
-        <w:rPr>
-          <w:rFonts w:ascii="Times New Roman" w:hAnsi="Times New Roman" w:eastAsia="宋体"/>
-          <w:sz w:val="21"/>
-        </w:rPr>
-        <w:t>第一次买车，预算十五万，爸想买国产，爱人想买合资，销售在旁边等着。</w:t>
+        <w:t xml:space="preserve">22　</w:t>
+      </w:r>
+      <w:r>
+        <w:rPr>
+          <w:rFonts w:ascii="Times New Roman" w:hAnsi="Times New Roman" w:eastAsia="宋体"/>
+          <w:sz w:val="21"/>
+        </w:rPr>
+        <w:t>健身房年卡打五折，销售拦着你不让走，说今天最后一天。</w:t>
       </w:r>
     </w:p>
     <w:p>
@@ -4232,7 +4370,7 @@
           <w:rFonts w:ascii="Times New Roman" w:hAnsi="Times New Roman" w:eastAsia="宋体"/>
           <w:sz w:val="21"/>
         </w:rPr>
-        <w:t>你先问爸坐着累不累、爱人开不开得惯，再定。</w:t>
+        <w:t>你问了问自己到底会不会去，心里没那个劲就不办。</w:t>
       </w:r>
     </w:p>
     <w:p>
@@ -4255,7 +4393,7 @@
           <w:rFonts w:ascii="Times New Roman" w:hAnsi="Times New Roman" w:eastAsia="宋体"/>
           <w:sz w:val="21"/>
         </w:rPr>
-        <w:t>你把几款车的参数拉出来比，弄清多花的钱差在哪。</w:t>
+        <w:t>你把年卡折成单次价，算清这折扣是真便宜还是话术。</w:t>
       </w:r>
     </w:p>
     <w:p>
@@ -4271,14 +4409,14 @@
           <w:b/>
           <w:sz w:val="21"/>
         </w:rPr>
-        <w:t xml:space="preserve">21　</w:t>
-      </w:r>
-      <w:r>
-        <w:rPr>
-          <w:rFonts w:ascii="Times New Roman" w:hAnsi="Times New Roman" w:eastAsia="宋体"/>
-          <w:sz w:val="21"/>
-        </w:rPr>
-        <w:t>九点多才到家，冰箱里有菜，你坐下就不太想动了。</w:t>
+        <w:t xml:space="preserve">23　</w:t>
+      </w:r>
+      <w:r>
+        <w:rPr>
+          <w:rFonts w:ascii="Times New Roman" w:hAnsi="Times New Roman" w:eastAsia="宋体"/>
+          <w:sz w:val="21"/>
+        </w:rPr>
+        <w:t>五一去云南，你攻略做了三页，出发前一晚想再定一遍。</w:t>
       </w:r>
     </w:p>
     <w:p>
@@ -4301,7 +4439,7 @@
           <w:rFonts w:ascii="Times New Roman" w:hAnsi="Times New Roman" w:eastAsia="宋体"/>
           <w:sz w:val="21"/>
         </w:rPr>
-        <w:t>你先想清楚这顿图什么：省时间就点，省钱就煮，定了再动。</w:t>
+        <w:t>你在群里问大家想先去哪，按多数人的意思改一遍。</w:t>
       </w:r>
     </w:p>
     <w:p>
@@ -4324,7 +4462,7 @@
           <w:rFonts w:ascii="Times New Roman" w:hAnsi="Times New Roman" w:eastAsia="宋体"/>
           <w:sz w:val="21"/>
         </w:rPr>
-        <w:t>你不管哪个更划算，就想吃口自己做的，洗手就开火。</w:t>
+        <w:t>你把攻略翻一遍，先定下自己真心想去的那两处。</w:t>
       </w:r>
     </w:p>
     <w:p>
@@ -4340,14 +4478,14 @@
           <w:b/>
           <w:sz w:val="21"/>
         </w:rPr>
-        <w:t xml:space="preserve">22　</w:t>
-      </w:r>
-      <w:r>
-        <w:rPr>
-          <w:rFonts w:ascii="Times New Roman" w:hAnsi="Times New Roman" w:eastAsia="宋体"/>
-          <w:sz w:val="21"/>
-        </w:rPr>
-        <w:t>健身房年卡打五折，销售拦着你不让走，说今天最后一天。</w:t>
+        <w:t xml:space="preserve">24　</w:t>
+      </w:r>
+      <w:r>
+        <w:rPr>
+          <w:rFonts w:ascii="Times New Roman" w:hAnsi="Times New Roman" w:eastAsia="宋体"/>
+          <w:sz w:val="21"/>
+        </w:rPr>
+        <w:t>演唱会门票开票还有十分钟，页面已经卡住，群里都在喊快抢。</w:t>
       </w:r>
     </w:p>
     <w:p>
@@ -4370,7 +4508,7 @@
           <w:rFonts w:ascii="Times New Roman" w:hAnsi="Times New Roman" w:eastAsia="宋体"/>
           <w:sz w:val="21"/>
         </w:rPr>
-        <w:t>你问了问自己到底会不会去，心里没那个劲就不办。</w:t>
+        <w:t>你认准了要去看的那一场，就只刷那一场，别的不点。</w:t>
       </w:r>
     </w:p>
     <w:p>
@@ -4393,7 +4531,7 @@
           <w:rFonts w:ascii="Times New Roman" w:hAnsi="Times New Roman" w:eastAsia="宋体"/>
           <w:sz w:val="21"/>
         </w:rPr>
-        <w:t>你把年卡折成单次价，算清这折扣是真便宜还是话术。</w:t>
+        <w:t>你先在群里问谁一起抢，人够不够，顺手帮朋友也抢。</w:t>
       </w:r>
     </w:p>
     <w:p>
@@ -4409,14 +4547,14 @@
           <w:b/>
           <w:sz w:val="21"/>
         </w:rPr>
-        <w:t xml:space="preserve">23　</w:t>
-      </w:r>
-      <w:r>
-        <w:rPr>
-          <w:rFonts w:ascii="Times New Roman" w:hAnsi="Times New Roman" w:eastAsia="宋体"/>
-          <w:sz w:val="21"/>
-        </w:rPr>
-        <w:t>五一去云南，你攻略做了三页，出发前一晚想再定一遍。</w:t>
+        <w:t xml:space="preserve">25　</w:t>
+      </w:r>
+      <w:r>
+        <w:rPr>
+          <w:rFonts w:ascii="Times New Roman" w:hAnsi="Times New Roman" w:eastAsia="宋体"/>
+          <w:sz w:val="21"/>
+        </w:rPr>
+        <w:t>手机从桌上摔下去，屏碎成一张网，触控还时灵时不灵。</w:t>
       </w:r>
     </w:p>
     <w:p>
@@ -4439,7 +4577,7 @@
           <w:rFonts w:ascii="Times New Roman" w:hAnsi="Times New Roman" w:eastAsia="宋体"/>
           <w:sz w:val="21"/>
         </w:rPr>
-        <w:t>你在群里问大家想先去哪，按多数人的意思改一遍。</w:t>
+        <w:t>你把手机转了两圈，看还能不能滑、触控灵不灵，先试试。</w:t>
       </w:r>
     </w:p>
     <w:p>
@@ -4462,7 +4600,7 @@
           <w:rFonts w:ascii="Times New Roman" w:hAnsi="Times New Roman" w:eastAsia="宋体"/>
           <w:sz w:val="21"/>
         </w:rPr>
-        <w:t>你把攻略翻一遍，先定下自己真心想去的那两处。</w:t>
+        <w:t>你查了修屏价和新机价，按能用几年摊平来算哪个划算。</w:t>
       </w:r>
     </w:p>
     <w:p>
@@ -4478,14 +4616,14 @@
           <w:b/>
           <w:sz w:val="21"/>
         </w:rPr>
-        <w:t xml:space="preserve">24　</w:t>
-      </w:r>
-      <w:r>
-        <w:rPr>
-          <w:rFonts w:ascii="Times New Roman" w:hAnsi="Times New Roman" w:eastAsia="宋体"/>
-          <w:sz w:val="21"/>
-        </w:rPr>
-        <w:t>演唱会门票开票还有十分钟，页面已经卡住，群里都在喊快抢。</w:t>
+        <w:t xml:space="preserve">26　</w:t>
+      </w:r>
+      <w:r>
+        <w:rPr>
+          <w:rFonts w:ascii="Times New Roman" w:hAnsi="Times New Roman" w:eastAsia="宋体"/>
+          <w:sz w:val="21"/>
+        </w:rPr>
+        <w:t>看房看到第三套，中介一直在旁边说这套明天就没了，房东还在等回话。</w:t>
       </w:r>
     </w:p>
     <w:p>
@@ -4508,7 +4646,7 @@
           <w:rFonts w:ascii="Times New Roman" w:hAnsi="Times New Roman" w:eastAsia="宋体"/>
           <w:sz w:val="21"/>
         </w:rPr>
-        <w:t>你认准了要去看的那一场，就只刷那一场，别的不点。</w:t>
+        <w:t>你先把必须满足的几条列出来，对不上就换下一套。</w:t>
       </w:r>
     </w:p>
     <w:p>
@@ -4531,7 +4669,7 @@
           <w:rFonts w:ascii="Times New Roman" w:hAnsi="Times New Roman" w:eastAsia="宋体"/>
           <w:sz w:val="21"/>
         </w:rPr>
-        <w:t>你先在群里问谁一起抢，人够不够，顺手帮朋友也抢。</w:t>
+        <w:t>你先在屋里走一圈，拉窗帘看采光，站窗边听吵不吵。</w:t>
       </w:r>
     </w:p>
     <w:p>
@@ -4547,14 +4685,14 @@
           <w:b/>
           <w:sz w:val="21"/>
         </w:rPr>
-        <w:t xml:space="preserve">25　</w:t>
-      </w:r>
-      <w:r>
-        <w:rPr>
-          <w:rFonts w:ascii="Times New Roman" w:hAnsi="Times New Roman" w:eastAsia="宋体"/>
-          <w:sz w:val="21"/>
-        </w:rPr>
-        <w:t>手机从桌上摔下去，屏碎成一张网，触控还时灵时不灵。</w:t>
+        <w:t xml:space="preserve">27　</w:t>
+      </w:r>
+      <w:r>
+        <w:rPr>
+          <w:rFonts w:ascii="Times New Roman" w:hAnsi="Times New Roman" w:eastAsia="宋体"/>
+          <w:sz w:val="21"/>
+        </w:rPr>
+        <w:t>背单词 App 弹出提醒：连续打卡 87 天的记录断了，今天还没背。</w:t>
       </w:r>
     </w:p>
     <w:p>
@@ -4577,7 +4715,7 @@
           <w:rFonts w:ascii="Times New Roman" w:hAnsi="Times New Roman" w:eastAsia="宋体"/>
           <w:sz w:val="21"/>
         </w:rPr>
-        <w:t>你把手机转了两圈，看还能不能滑、触控灵不灵，先试试。</w:t>
+        <w:t>你没多想，先点开今天那一组，跟着节奏刷完再说。</w:t>
       </w:r>
     </w:p>
     <w:p>
@@ -4600,7 +4738,7 @@
           <w:rFonts w:ascii="Times New Roman" w:hAnsi="Times New Roman" w:eastAsia="宋体"/>
           <w:sz w:val="21"/>
         </w:rPr>
-        <w:t>你查了修屏价和新机价，按能用几年摊平来算哪个划算。</w:t>
+        <w:t>你先琢磨这打卡图的是记词还是那串数字，想通再决定。</w:t>
       </w:r>
     </w:p>
     <w:p>
@@ -4616,14 +4754,14 @@
           <w:b/>
           <w:sz w:val="21"/>
         </w:rPr>
-        <w:t xml:space="preserve">26　</w:t>
-      </w:r>
-      <w:r>
-        <w:rPr>
-          <w:rFonts w:ascii="Times New Roman" w:hAnsi="Times New Roman" w:eastAsia="宋体"/>
-          <w:sz w:val="21"/>
-        </w:rPr>
-        <w:t>看房看到第三套，中介一直在旁边说这套明天就没了，房东还在等回话。</w:t>
+        <w:t xml:space="preserve">28　</w:t>
+      </w:r>
+      <w:r>
+        <w:rPr>
+          <w:rFonts w:ascii="Times New Roman" w:hAnsi="Times New Roman" w:eastAsia="宋体"/>
+          <w:sz w:val="21"/>
+        </w:rPr>
+        <w:t>请朋友来家里吃饭，四个人六个菜，你站在厨房门口还没动。</w:t>
       </w:r>
     </w:p>
     <w:p>
@@ -4646,7 +4784,7 @@
           <w:rFonts w:ascii="Times New Roman" w:hAnsi="Times New Roman" w:eastAsia="宋体"/>
           <w:sz w:val="21"/>
         </w:rPr>
-        <w:t>你先把必须满足的几条列出来，对不上就换下一套。</w:t>
+        <w:t>你先把菜谱看明白：哪一步是关键，为什么先焯水。</w:t>
       </w:r>
     </w:p>
     <w:p>
@@ -4669,7 +4807,7 @@
           <w:rFonts w:ascii="Times New Roman" w:hAnsi="Times New Roman" w:eastAsia="宋体"/>
           <w:sz w:val="21"/>
         </w:rPr>
-        <w:t>你先在屋里走一圈，拉窗帘看采光，站窗边听吵不吵。</w:t>
+        <w:t>你系上围裙就开火，边切边尝，咸淡凭嘴试出来。</w:t>
       </w:r>
     </w:p>
     <w:p>
@@ -4685,14 +4823,14 @@
           <w:b/>
           <w:sz w:val="21"/>
         </w:rPr>
-        <w:t xml:space="preserve">27　</w:t>
-      </w:r>
-      <w:r>
-        <w:rPr>
-          <w:rFonts w:ascii="Times New Roman" w:hAnsi="Times New Roman" w:eastAsia="宋体"/>
-          <w:sz w:val="21"/>
-        </w:rPr>
-        <w:t>背单词 App 弹出提醒：连续打卡 87 天的记录断了，今天还没背。</w:t>
+        <w:t xml:space="preserve">29　</w:t>
+      </w:r>
+      <w:r>
+        <w:rPr>
+          <w:rFonts w:ascii="Times New Roman" w:hAnsi="Times New Roman" w:eastAsia="宋体"/>
+          <w:sz w:val="21"/>
+        </w:rPr>
+        <w:t>周末出去玩了一趟，回程地铁上你点开朋友圈，编辑框已经打开。</w:t>
       </w:r>
     </w:p>
     <w:p>
@@ -4715,7 +4853,7 @@
           <w:rFonts w:ascii="Times New Roman" w:hAnsi="Times New Roman" w:eastAsia="宋体"/>
           <w:sz w:val="21"/>
         </w:rPr>
-        <w:t>你没多想，先点开今天那一组，跟着节奏刷完再说。</w:t>
+        <w:t>你挑刚才最有感觉的那张，随手配两句就发，发完就放下手机。</w:t>
       </w:r>
     </w:p>
     <w:p>
@@ -4738,7 +4876,7 @@
           <w:rFonts w:ascii="Times New Roman" w:hAnsi="Times New Roman" w:eastAsia="宋体"/>
           <w:sz w:val="21"/>
         </w:rPr>
-        <w:t>你先琢磨这打卡图的是记词还是那串数字，想通再决定。</w:t>
+        <w:t>你先扫一眼通讯录里都有谁，琢磨怎么发不让人误会，再动手。</w:t>
       </w:r>
     </w:p>
     <w:p>
@@ -4754,14 +4892,14 @@
           <w:b/>
           <w:sz w:val="21"/>
         </w:rPr>
-        <w:t xml:space="preserve">28　</w:t>
-      </w:r>
-      <w:r>
-        <w:rPr>
-          <w:rFonts w:ascii="Times New Roman" w:hAnsi="Times New Roman" w:eastAsia="宋体"/>
-          <w:sz w:val="21"/>
-        </w:rPr>
-        <w:t>请朋友来家里吃饭，四个人六个菜，你站在厨房门口还没动。</w:t>
+        <w:t xml:space="preserve">30　</w:t>
+      </w:r>
+      <w:r>
+        <w:rPr>
+          <w:rFonts w:ascii="Times New Roman" w:hAnsi="Times New Roman" w:eastAsia="宋体"/>
+          <w:sz w:val="21"/>
+        </w:rPr>
+        <w:t>高中同学群里，两个人因为当年一次班费的事顶上了，一句比一句冲。</w:t>
       </w:r>
     </w:p>
     <w:p>
@@ -4784,7 +4922,7 @@
           <w:rFonts w:ascii="Times New Roman" w:hAnsi="Times New Roman" w:eastAsia="宋体"/>
           <w:sz w:val="21"/>
         </w:rPr>
-        <w:t>你先把菜谱看明白：哪一步是关键，为什么先焯水。</w:t>
+        <w:t>你先打个圆场，把话往轻里带，别让人当众下不来台。</w:t>
       </w:r>
     </w:p>
     <w:p>
@@ -4807,7 +4945,145 @@
           <w:rFonts w:ascii="Times New Roman" w:hAnsi="Times New Roman" w:eastAsia="宋体"/>
           <w:sz w:val="21"/>
         </w:rPr>
-        <w:t>你系上围裙就开火，边切边尝，咸淡凭嘴试出来。</w:t>
+        <w:t>你当场翻出当年的转账截图和合照，直接贴到群里。</w:t>
+      </w:r>
+    </w:p>
+    <w:p>
+      <w:pPr>
+        <w:keepNext/>
+        <w:keepLines/>
+        <w:spacing w:before="180" w:after="40" w:line="312" w:lineRule="auto"/>
+        <w:ind w:firstLine="0"/>
+      </w:pPr>
+      <w:r>
+        <w:rPr>
+          <w:rFonts w:ascii="Times New Roman" w:hAnsi="Times New Roman" w:eastAsia="黑体"/>
+          <w:b/>
+          <w:sz w:val="21"/>
+        </w:rPr>
+        <w:t xml:space="preserve">31　</w:t>
+      </w:r>
+      <w:r>
+        <w:rPr>
+          <w:rFonts w:ascii="Times New Roman" w:hAnsi="Times New Roman" w:eastAsia="宋体"/>
+          <w:sz w:val="21"/>
+        </w:rPr>
+        <w:t>快十二点，朋友发来一长串消息说想辞职，你刚躺下。</w:t>
+      </w:r>
+    </w:p>
+    <w:p>
+      <w:pPr>
+        <w:keepNext/>
+        <w:keepLines/>
+        <w:spacing w:before="20" w:after="20" w:line="300" w:lineRule="auto"/>
+        <w:ind w:left="539" w:hanging="312"/>
+      </w:pPr>
+      <w:r>
+        <w:rPr>
+          <w:rFonts w:ascii="Times New Roman" w:hAnsi="Times New Roman" w:eastAsia="黑体"/>
+          <w:b/>
+          <w:sz w:val="21"/>
+        </w:rPr>
+        <w:t xml:space="preserve">A　</w:t>
+      </w:r>
+      <w:r>
+        <w:rPr>
+          <w:rFonts w:ascii="Times New Roman" w:hAnsi="Times New Roman" w:eastAsia="宋体"/>
+          <w:sz w:val="21"/>
+        </w:rPr>
+        <w:t>你披件外套就出门，说先去楼下吃碗面，边吃边说。</w:t>
+      </w:r>
+    </w:p>
+    <w:p>
+      <w:pPr>
+        <w:keepNext w:val="0"/>
+        <w:keepLines/>
+        <w:spacing w:before="20" w:after="20" w:line="300" w:lineRule="auto"/>
+        <w:ind w:left="539" w:hanging="312"/>
+      </w:pPr>
+      <w:r>
+        <w:rPr>
+          <w:rFonts w:ascii="Times New Roman" w:hAnsi="Times New Roman" w:eastAsia="黑体"/>
+          <w:b/>
+          <w:sz w:val="21"/>
+        </w:rPr>
+        <w:t xml:space="preserve">B　</w:t>
+      </w:r>
+      <w:r>
+        <w:rPr>
+          <w:rFonts w:ascii="Times New Roman" w:hAnsi="Times New Roman" w:eastAsia="宋体"/>
+          <w:sz w:val="21"/>
+        </w:rPr>
+        <w:t>你先问他心里到底想要什么，别的理由先放一边。</w:t>
+      </w:r>
+    </w:p>
+    <w:p>
+      <w:pPr>
+        <w:keepNext/>
+        <w:keepLines/>
+        <w:spacing w:before="180" w:after="40" w:line="312" w:lineRule="auto"/>
+        <w:ind w:firstLine="0"/>
+      </w:pPr>
+      <w:r>
+        <w:rPr>
+          <w:rFonts w:ascii="Times New Roman" w:hAnsi="Times New Roman" w:eastAsia="黑体"/>
+          <w:b/>
+          <w:sz w:val="21"/>
+        </w:rPr>
+        <w:t xml:space="preserve">32　</w:t>
+      </w:r>
+      <w:r>
+        <w:rPr>
+          <w:rFonts w:ascii="Times New Roman" w:hAnsi="Times New Roman" w:eastAsia="宋体"/>
+          <w:sz w:val="21"/>
+        </w:rPr>
+        <w:t>相亲第一次见面，坐下点单，服务员把菜单推到你面前。</w:t>
+      </w:r>
+    </w:p>
+    <w:p>
+      <w:pPr>
+        <w:keepNext/>
+        <w:keepLines/>
+        <w:spacing w:before="20" w:after="20" w:line="300" w:lineRule="auto"/>
+        <w:ind w:left="539" w:hanging="312"/>
+      </w:pPr>
+      <w:r>
+        <w:rPr>
+          <w:rFonts w:ascii="Times New Roman" w:hAnsi="Times New Roman" w:eastAsia="黑体"/>
+          <w:b/>
+          <w:sz w:val="21"/>
+        </w:rPr>
+        <w:t xml:space="preserve">A　</w:t>
+      </w:r>
+      <w:r>
+        <w:rPr>
+          <w:rFonts w:ascii="Times New Roman" w:hAnsi="Times New Roman" w:eastAsia="宋体"/>
+          <w:sz w:val="21"/>
+        </w:rPr>
+        <w:t>你照自己平时爱吃的点，不为显得好相处改口味。</w:t>
+      </w:r>
+    </w:p>
+    <w:p>
+      <w:pPr>
+        <w:keepNext w:val="0"/>
+        <w:keepLines/>
+        <w:spacing w:before="20" w:after="20" w:line="300" w:lineRule="auto"/>
+        <w:ind w:left="539" w:hanging="312"/>
+      </w:pPr>
+      <w:r>
+        <w:rPr>
+          <w:rFonts w:ascii="Times New Roman" w:hAnsi="Times New Roman" w:eastAsia="黑体"/>
+          <w:b/>
+          <w:sz w:val="21"/>
+        </w:rPr>
+        <w:t xml:space="preserve">B　</w:t>
+      </w:r>
+      <w:r>
+        <w:rPr>
+          <w:rFonts w:ascii="Times New Roman" w:hAnsi="Times New Roman" w:eastAsia="宋体"/>
+          <w:sz w:val="21"/>
+        </w:rPr>
+        <w:t>你先看今天有什么新鲜的，问服务员哪样卖得好。</w:t>
       </w:r>
     </w:p>
     <w:p>
@@ -4824,7 +5100,7 @@
           <w:color w:val="595959"/>
           <w:sz w:val="18"/>
         </w:rPr>
-        <w:t>（到这里是第 28 题。可以停一下；回来时从第 29 题接着做，不要回头改前面的答案。）</w:t>
+        <w:t>（到这里是第 32 题。可以停一下；回来时从第 33 题接着做，不要回头改前面的答案。）</w:t>
       </w:r>
     </w:p>
     <w:p>
@@ -4840,7 +5116,7 @@
           <w:b/>
           <w:sz w:val="26"/>
         </w:rPr>
-        <w:t>第三部分（第 29—42 题）</w:t>
+        <w:t>第三部分（第 33—48 题）</w:t>
       </w:r>
     </w:p>
     <w:p>
@@ -4891,14 +5167,14 @@
           <w:b/>
           <w:sz w:val="21"/>
         </w:rPr>
-        <w:t xml:space="preserve">29　</w:t>
-      </w:r>
-      <w:r>
-        <w:rPr>
-          <w:rFonts w:ascii="Times New Roman" w:hAnsi="Times New Roman" w:eastAsia="宋体"/>
-          <w:sz w:val="21"/>
-        </w:rPr>
-        <w:t>周末出去玩了一趟，回程地铁上你点开朋友圈，编辑框已经打开。</w:t>
+        <w:t xml:space="preserve">33　</w:t>
+      </w:r>
+      <w:r>
+        <w:rPr>
+          <w:rFonts w:ascii="Times New Roman" w:hAnsi="Times New Roman" w:eastAsia="宋体"/>
+          <w:sz w:val="21"/>
+        </w:rPr>
+        <w:t>几个朋友聚会，饭吃完，账单放在桌子中间，大家还在聊天。</w:t>
       </w:r>
     </w:p>
     <w:p>
@@ -4921,7 +5197,7 @@
           <w:rFonts w:ascii="Times New Roman" w:hAnsi="Times New Roman" w:eastAsia="宋体"/>
           <w:sz w:val="21"/>
         </w:rPr>
-        <w:t>你挑刚才最有感觉的那张，随手配两句就发，发完就放下手机。</w:t>
+        <w:t>你想起上回是老张结的，这回该你了，伸手把单拿过来。</w:t>
       </w:r>
     </w:p>
     <w:p>
@@ -4944,7 +5220,7 @@
           <w:rFonts w:ascii="Times New Roman" w:hAnsi="Times New Roman" w:eastAsia="宋体"/>
           <w:sz w:val="21"/>
         </w:rPr>
-        <w:t>你先扫一眼通讯录里都有谁，琢磨怎么发不让人误会，再动手。</w:t>
+        <w:t>你拿过账单按人一除，说清每人多少，现场收齐。</w:t>
       </w:r>
     </w:p>
     <w:p>
@@ -4960,14 +5236,14 @@
           <w:b/>
           <w:sz w:val="21"/>
         </w:rPr>
-        <w:t xml:space="preserve">30　</w:t>
-      </w:r>
-      <w:r>
-        <w:rPr>
-          <w:rFonts w:ascii="Times New Roman" w:hAnsi="Times New Roman" w:eastAsia="宋体"/>
-          <w:sz w:val="21"/>
-        </w:rPr>
-        <w:t>高中同学群里，两个人因为当年一次班费的事顶上了，一句比一句冲。</w:t>
+        <w:t xml:space="preserve">34　</w:t>
+      </w:r>
+      <w:r>
+        <w:rPr>
+          <w:rFonts w:ascii="Times New Roman" w:hAnsi="Times New Roman" w:eastAsia="宋体"/>
+          <w:sz w:val="21"/>
+        </w:rPr>
+        <w:t>部门群里，领导点名说你交的表格错了两处，同事都在下面看着。</w:t>
       </w:r>
     </w:p>
     <w:p>
@@ -4990,7 +5266,7 @@
           <w:rFonts w:ascii="Times New Roman" w:hAnsi="Times New Roman" w:eastAsia="宋体"/>
           <w:sz w:val="21"/>
         </w:rPr>
-        <w:t>你先打个圆场，把话往轻里带，别让人当众下不来台。</w:t>
+        <w:t>你先回一句收到，把改哪两处、几点前补上写清楚。</w:t>
       </w:r>
     </w:p>
     <w:p>
@@ -5013,7 +5289,7 @@
           <w:rFonts w:ascii="Times New Roman" w:hAnsi="Times New Roman" w:eastAsia="宋体"/>
           <w:sz w:val="21"/>
         </w:rPr>
-        <w:t>你当场翻出当年的转账截图和合照，直接贴到群里。</w:t>
+        <w:t>你先想上回这类表怎么填的，哪一处容易漏。</w:t>
       </w:r>
     </w:p>
     <w:p>
@@ -5029,14 +5305,14 @@
           <w:b/>
           <w:sz w:val="21"/>
         </w:rPr>
-        <w:t xml:space="preserve">31　</w:t>
-      </w:r>
-      <w:r>
-        <w:rPr>
-          <w:rFonts w:ascii="Times New Roman" w:hAnsi="Times New Roman" w:eastAsia="宋体"/>
-          <w:sz w:val="21"/>
-        </w:rPr>
-        <w:t>快十二点，朋友发来一长串消息说想辞职，你刚躺下。</w:t>
+        <w:t xml:space="preserve">35　</w:t>
+      </w:r>
+      <w:r>
+        <w:rPr>
+          <w:rFonts w:ascii="Times New Roman" w:hAnsi="Times New Roman" w:eastAsia="宋体"/>
+          <w:sz w:val="21"/>
+        </w:rPr>
+        <w:t>合租厨房水槽堆着室友第七天的碗，你今晚要用锅。</w:t>
       </w:r>
     </w:p>
     <w:p>
@@ -5059,7 +5335,7 @@
           <w:rFonts w:ascii="Times New Roman" w:hAnsi="Times New Roman" w:eastAsia="宋体"/>
           <w:sz w:val="21"/>
         </w:rPr>
-        <w:t>你披件外套就出门，说先去楼下吃碗面，边吃边说。</w:t>
+        <w:t>你想起刚合租时定的规矩，照顺序这回该轮到他。</w:t>
       </w:r>
     </w:p>
     <w:p>
@@ -5082,7 +5358,7 @@
           <w:rFonts w:ascii="Times New Roman" w:hAnsi="Times New Roman" w:eastAsia="宋体"/>
           <w:sz w:val="21"/>
         </w:rPr>
-        <w:t>你先问他心里到底想要什么，别的理由先放一边。</w:t>
+        <w:t>你把这周谁洗了几次在脑子里过一遍，看规矩哪里不对。</w:t>
       </w:r>
     </w:p>
     <w:p>
@@ -5098,14 +5374,14 @@
           <w:b/>
           <w:sz w:val="21"/>
         </w:rPr>
-        <w:t xml:space="preserve">32　</w:t>
-      </w:r>
-      <w:r>
-        <w:rPr>
-          <w:rFonts w:ascii="Times New Roman" w:hAnsi="Times New Roman" w:eastAsia="宋体"/>
-          <w:sz w:val="21"/>
-        </w:rPr>
-        <w:t>相亲第一次见面，坐下点单，服务员把菜单推到你面前。</w:t>
+        <w:t xml:space="preserve">36　</w:t>
+      </w:r>
+      <w:r>
+        <w:rPr>
+          <w:rFonts w:ascii="Times New Roman" w:hAnsi="Times New Roman" w:eastAsia="宋体"/>
+          <w:sz w:val="21"/>
+        </w:rPr>
+        <w:t>家族群里三舅转来一条消息，说某地大米掺塑料，让大家都别买。</w:t>
       </w:r>
     </w:p>
     <w:p>
@@ -5128,7 +5404,7 @@
           <w:rFonts w:ascii="Times New Roman" w:hAnsi="Times New Roman" w:eastAsia="宋体"/>
           <w:sz w:val="21"/>
         </w:rPr>
-        <w:t>你照自己平时爱吃的点，不为显得好相处改口味。</w:t>
+        <w:t>你去找这条消息的原文和出处，看前后能不能对上。</w:t>
       </w:r>
     </w:p>
     <w:p>
@@ -5151,7 +5427,7 @@
           <w:rFonts w:ascii="Times New Roman" w:hAnsi="Times New Roman" w:eastAsia="宋体"/>
           <w:sz w:val="21"/>
         </w:rPr>
-        <w:t>你先看今天有什么新鲜的，问服务员哪样卖得好。</w:t>
+        <w:t>你想起这说法前几年就传过，后来也没什么下文。</w:t>
       </w:r>
     </w:p>
     <w:p>
@@ -5167,14 +5443,14 @@
           <w:b/>
           <w:sz w:val="21"/>
         </w:rPr>
-        <w:t xml:space="preserve">33　</w:t>
-      </w:r>
-      <w:r>
-        <w:rPr>
-          <w:rFonts w:ascii="Times New Roman" w:hAnsi="Times New Roman" w:eastAsia="宋体"/>
-          <w:sz w:val="21"/>
-        </w:rPr>
-        <w:t>几个朋友聚会，饭吃完，账单放在桌子中间，大家还在聊天。</w:t>
+        <w:t xml:space="preserve">37　</w:t>
+      </w:r>
+      <w:r>
+        <w:rPr>
+          <w:rFonts w:ascii="Times New Roman" w:hAnsi="Times New Roman" w:eastAsia="宋体"/>
+          <w:sz w:val="21"/>
+        </w:rPr>
+        <w:t>睡前刷到一条新闻，说老人在医院排队被插队还被推倒，评论区炸了。</w:t>
       </w:r>
     </w:p>
     <w:p>
@@ -5197,7 +5473,7 @@
           <w:rFonts w:ascii="Times New Roman" w:hAnsi="Times New Roman" w:eastAsia="宋体"/>
           <w:sz w:val="21"/>
         </w:rPr>
-        <w:t>你想起上回是老张结的，这回该你了，伸手把单拿过来。</w:t>
+        <w:t>你想起前几年类似的新闻，后来都反转了，先别急着下判断。</w:t>
       </w:r>
     </w:p>
     <w:p>
@@ -5220,7 +5496,7 @@
           <w:rFonts w:ascii="Times New Roman" w:hAnsi="Times New Roman" w:eastAsia="宋体"/>
           <w:sz w:val="21"/>
         </w:rPr>
-        <w:t>你拿过账单按人一除，说清每人多少，现场收齐。</w:t>
+        <w:t>你先替那位老人觉得难受，在评论区说上两句，别的先不管。</w:t>
       </w:r>
     </w:p>
     <w:p>
@@ -5236,14 +5512,14 @@
           <w:b/>
           <w:sz w:val="21"/>
         </w:rPr>
-        <w:t xml:space="preserve">34　</w:t>
-      </w:r>
-      <w:r>
-        <w:rPr>
-          <w:rFonts w:ascii="Times New Roman" w:hAnsi="Times New Roman" w:eastAsia="宋体"/>
-          <w:sz w:val="21"/>
-        </w:rPr>
-        <w:t>部门群里，领导点名说你交的表格错了两处，同事都在下面看着。</w:t>
+        <w:t xml:space="preserve">38　</w:t>
+      </w:r>
+      <w:r>
+        <w:rPr>
+          <w:rFonts w:ascii="Times New Roman" w:hAnsi="Times New Roman" w:eastAsia="宋体"/>
+          <w:sz w:val="21"/>
+        </w:rPr>
+        <w:t>半夜刷短视频，刷到一个老师傅在修钟表，播放量才两百多。</w:t>
       </w:r>
     </w:p>
     <w:p>
@@ -5266,7 +5542,7 @@
           <w:rFonts w:ascii="Times New Roman" w:hAnsi="Times New Roman" w:eastAsia="宋体"/>
           <w:sz w:val="21"/>
         </w:rPr>
-        <w:t>你先回一句收到，把改哪两处、几点前补上写清楚。</w:t>
+        <w:t>你看评论区没什么人，先留一句“师傅手真稳”，怕他心凉。</w:t>
       </w:r>
     </w:p>
     <w:p>
@@ -5289,7 +5565,7 @@
           <w:rFonts w:ascii="Times New Roman" w:hAnsi="Times New Roman" w:eastAsia="宋体"/>
           <w:sz w:val="21"/>
         </w:rPr>
-        <w:t>你先想上回这类表怎么填的，哪一处容易漏。</w:t>
+        <w:t>你想起小时候家里也有这么一块挂钟，还被人修过。</w:t>
       </w:r>
     </w:p>
     <w:p>
@@ -5305,14 +5581,14 @@
           <w:b/>
           <w:sz w:val="21"/>
         </w:rPr>
-        <w:t xml:space="preserve">35　</w:t>
-      </w:r>
-      <w:r>
-        <w:rPr>
-          <w:rFonts w:ascii="Times New Roman" w:hAnsi="Times New Roman" w:eastAsia="宋体"/>
-          <w:sz w:val="21"/>
-        </w:rPr>
-        <w:t>合租厨房水槽堆着室友第七天的碗，你今晚要用锅。</w:t>
+        <w:t xml:space="preserve">39　</w:t>
+      </w:r>
+      <w:r>
+        <w:rPr>
+          <w:rFonts w:ascii="Times New Roman" w:hAnsi="Times New Roman" w:eastAsia="宋体"/>
+          <w:sz w:val="21"/>
+        </w:rPr>
+        <w:t>早上刷到一条新闻，标题说 AI 三年内要取代你这个岗位。</w:t>
       </w:r>
     </w:p>
     <w:p>
@@ -5335,7 +5611,7 @@
           <w:rFonts w:ascii="Times New Roman" w:hAnsi="Times New Roman" w:eastAsia="宋体"/>
           <w:sz w:val="21"/>
         </w:rPr>
-        <w:t>你想起刚合租时定的规矩，照顺序这回该轮到他。</w:t>
+        <w:t>你想起这几年这类预测来了好几波，手上的活儿还是那些。</w:t>
       </w:r>
     </w:p>
     <w:p>
@@ -5358,7 +5634,7 @@
           <w:rFonts w:ascii="Times New Roman" w:hAnsi="Times New Roman" w:eastAsia="宋体"/>
           <w:sz w:val="21"/>
         </w:rPr>
-        <w:t>你把这周谁洗了几次在脑子里过一遍，看规矩哪里不对。</w:t>
+        <w:t>你先问自己，要是真被换掉，哪一部分是你不能丢的。</w:t>
       </w:r>
     </w:p>
     <w:p>
@@ -5374,14 +5650,14 @@
           <w:b/>
           <w:sz w:val="21"/>
         </w:rPr>
-        <w:t xml:space="preserve">36　</w:t>
-      </w:r>
-      <w:r>
-        <w:rPr>
-          <w:rFonts w:ascii="Times New Roman" w:hAnsi="Times New Roman" w:eastAsia="宋体"/>
-          <w:sz w:val="21"/>
-        </w:rPr>
-        <w:t>家族群里三舅转来一条消息，说某地大米掺塑料，让大家都别买。</w:t>
+        <w:t xml:space="preserve">40　</w:t>
+      </w:r>
+      <w:r>
+        <w:rPr>
+          <w:rFonts w:ascii="Times New Roman" w:hAnsi="Times New Roman" w:eastAsia="宋体"/>
+          <w:sz w:val="21"/>
+        </w:rPr>
+        <w:t>周末朋友组了剧本杀，桌上摆着五六个本，老板让你们挑。</w:t>
       </w:r>
     </w:p>
     <w:p>
@@ -5404,7 +5680,7 @@
           <w:rFonts w:ascii="Times New Roman" w:hAnsi="Times New Roman" w:eastAsia="宋体"/>
           <w:sz w:val="21"/>
         </w:rPr>
-        <w:t>你去找这条消息的原文和出处，看前后能不能对上。</w:t>
+        <w:t>你挑那个你打心里认同的角色，别的先不管。</w:t>
       </w:r>
     </w:p>
     <w:p>
@@ -5427,7 +5703,7 @@
           <w:rFonts w:ascii="Times New Roman" w:hAnsi="Times New Roman" w:eastAsia="宋体"/>
           <w:sz w:val="21"/>
         </w:rPr>
-        <w:t>你想起这说法前几年就传过，后来也没什么下文。</w:t>
+        <w:t>你先问老板，上回玩得最尽兴的那本是什么路数。</w:t>
       </w:r>
     </w:p>
     <w:p>
@@ -5443,14 +5719,14 @@
           <w:b/>
           <w:sz w:val="21"/>
         </w:rPr>
-        <w:t xml:space="preserve">37　</w:t>
-      </w:r>
-      <w:r>
-        <w:rPr>
-          <w:rFonts w:ascii="Times New Roman" w:hAnsi="Times New Roman" w:eastAsia="宋体"/>
-          <w:sz w:val="21"/>
-        </w:rPr>
-        <w:t>睡前刷到一条新闻，说老人在医院排队被插队还被推倒，评论区炸了。</w:t>
+        <w:t xml:space="preserve">41　</w:t>
+      </w:r>
+      <w:r>
+        <w:rPr>
+          <w:rFonts w:ascii="Times New Roman" w:hAnsi="Times New Roman" w:eastAsia="宋体"/>
+          <w:sz w:val="21"/>
+        </w:rPr>
+        <w:t>书店等人，你随手从架子上抽出一本书，封面写着城市与记忆。</w:t>
       </w:r>
     </w:p>
     <w:p>
@@ -5473,7 +5749,7 @@
           <w:rFonts w:ascii="Times New Roman" w:hAnsi="Times New Roman" w:eastAsia="宋体"/>
           <w:sz w:val="21"/>
         </w:rPr>
-        <w:t>你想起前几年类似的新闻，后来都反转了，先别急着下判断。</w:t>
+        <w:t>你翻两页就冒出好几个别的念头，顺着想到别处去。</w:t>
       </w:r>
     </w:p>
     <w:p>
@@ -5496,7 +5772,7 @@
           <w:rFonts w:ascii="Times New Roman" w:hAnsi="Times New Roman" w:eastAsia="宋体"/>
           <w:sz w:val="21"/>
         </w:rPr>
-        <w:t>你先替那位老人觉得难受，在评论区说上两句，别的先不管。</w:t>
+        <w:t>你先翻目录挑出有用的章节，剩下的先不花时间。</w:t>
       </w:r>
     </w:p>
     <w:p>
@@ -5512,14 +5788,14 @@
           <w:b/>
           <w:sz w:val="21"/>
         </w:rPr>
-        <w:t xml:space="preserve">38　</w:t>
-      </w:r>
-      <w:r>
-        <w:rPr>
-          <w:rFonts w:ascii="Times New Roman" w:hAnsi="Times New Roman" w:eastAsia="宋体"/>
-          <w:sz w:val="21"/>
-        </w:rPr>
-        <w:t>半夜刷短视频，刷到一个老师傅在修钟表，播放量才两百多。</w:t>
+        <w:t xml:space="preserve">42　</w:t>
+      </w:r>
+      <w:r>
+        <w:rPr>
+          <w:rFonts w:ascii="Times New Roman" w:hAnsi="Times New Roman" w:eastAsia="宋体"/>
+          <w:sz w:val="21"/>
+        </w:rPr>
+        <w:t>你决定学一门乐器，网上搜到半夜，购物车里加了好几样。</w:t>
       </w:r>
     </w:p>
     <w:p>
@@ -5542,7 +5818,7 @@
           <w:rFonts w:ascii="Times New Roman" w:hAnsi="Times New Roman" w:eastAsia="宋体"/>
           <w:sz w:val="21"/>
         </w:rPr>
-        <w:t>你看评论区没什么人，先留一句“师傅手真稳”，怕他心凉。</w:t>
+        <w:t>你先定多久练到能弹一首，按预算挑一样买下。</w:t>
       </w:r>
     </w:p>
     <w:p>
@@ -5565,7 +5841,7 @@
           <w:rFonts w:ascii="Times New Roman" w:hAnsi="Times New Roman" w:eastAsia="宋体"/>
           <w:sz w:val="21"/>
         </w:rPr>
-        <w:t>你想起小时候家里也有这么一块挂钟，还被人修过。</w:t>
+        <w:t>你把能想到的乐器列出来，挨个看上手难不难。</w:t>
       </w:r>
     </w:p>
     <w:p>
@@ -5581,14 +5857,14 @@
           <w:b/>
           <w:sz w:val="21"/>
         </w:rPr>
-        <w:t xml:space="preserve">39　</w:t>
-      </w:r>
-      <w:r>
-        <w:rPr>
-          <w:rFonts w:ascii="Times New Roman" w:hAnsi="Times New Roman" w:eastAsia="宋体"/>
-          <w:sz w:val="21"/>
-        </w:rPr>
-        <w:t>早上刷到一条新闻，标题说 AI 三年内要取代你这个岗位。</w:t>
+        <w:t xml:space="preserve">43　</w:t>
+      </w:r>
+      <w:r>
+        <w:rPr>
+          <w:rFonts w:ascii="Times New Roman" w:hAnsi="Times New Roman" w:eastAsia="宋体"/>
+          <w:sz w:val="21"/>
+        </w:rPr>
+        <w:t>山里信号断了，导航一直转圈，五个人站在岔路口，天快黑了。</w:t>
       </w:r>
     </w:p>
     <w:p>
@@ -5611,7 +5887,7 @@
           <w:rFonts w:ascii="Times New Roman" w:hAnsi="Times New Roman" w:eastAsia="宋体"/>
           <w:sz w:val="21"/>
         </w:rPr>
-        <w:t>你想起这几年这类预测来了好几波，手上的活儿还是那些。</w:t>
+        <w:t>你把能想到的走法都列出来，说每条各通向哪、大概多久。</w:t>
       </w:r>
     </w:p>
     <w:p>
@@ -5634,7 +5910,7 @@
           <w:rFonts w:ascii="Times New Roman" w:hAnsi="Times New Roman" w:eastAsia="宋体"/>
           <w:sz w:val="21"/>
         </w:rPr>
-        <w:t>你先问自己，要是真被换掉，哪一部分是你不能丢的。</w:t>
+        <w:t>你拿太阳方位和山势比，先定哪边是北，再倒推公路在哪。</w:t>
       </w:r>
     </w:p>
     <w:p>
@@ -5650,14 +5926,14 @@
           <w:b/>
           <w:sz w:val="21"/>
         </w:rPr>
-        <w:t xml:space="preserve">40　</w:t>
-      </w:r>
-      <w:r>
-        <w:rPr>
-          <w:rFonts w:ascii="Times New Roman" w:hAnsi="Times New Roman" w:eastAsia="宋体"/>
-          <w:sz w:val="21"/>
-        </w:rPr>
-        <w:t>周末朋友组了剧本杀，桌上摆着五六个本，老板让你们挑。</w:t>
+        <w:t xml:space="preserve">44　</w:t>
+      </w:r>
+      <w:r>
+        <w:rPr>
+          <w:rFonts w:ascii="Times New Roman" w:hAnsi="Times New Roman" w:eastAsia="宋体"/>
+          <w:sz w:val="21"/>
+        </w:rPr>
+        <w:t>老同学约你吃饭，说他和朋友要做社区团购，想拉你入伙。</w:t>
       </w:r>
     </w:p>
     <w:p>
@@ -5680,7 +5956,7 @@
           <w:rFonts w:ascii="Times New Roman" w:hAnsi="Times New Roman" w:eastAsia="宋体"/>
           <w:sz w:val="21"/>
         </w:rPr>
-        <w:t>你挑那个你打心里认同的角色，别的先不管。</w:t>
+        <w:t>你先问清他们靠什么赚钱、钱从哪来、账怎么算。</w:t>
       </w:r>
     </w:p>
     <w:p>
@@ -5703,7 +5979,7 @@
           <w:rFonts w:ascii="Times New Roman" w:hAnsi="Times New Roman" w:eastAsia="宋体"/>
           <w:sz w:val="21"/>
         </w:rPr>
-        <w:t>你先问老板，上回玩得最尽兴的那本是什么路数。</w:t>
+        <w:t>你脑子里冒出这模式还能怎么改，还能接上谁。</w:t>
       </w:r>
     </w:p>
     <w:p>
@@ -5719,14 +5995,14 @@
           <w:b/>
           <w:sz w:val="21"/>
         </w:rPr>
-        <w:t xml:space="preserve">41　</w:t>
-      </w:r>
-      <w:r>
-        <w:rPr>
-          <w:rFonts w:ascii="Times New Roman" w:hAnsi="Times New Roman" w:eastAsia="宋体"/>
-          <w:sz w:val="21"/>
-        </w:rPr>
-        <w:t>书店等人，你随手从架子上抽出一本书，封面写着城市与记忆。</w:t>
+        <w:t xml:space="preserve">45　</w:t>
+      </w:r>
+      <w:r>
+        <w:rPr>
+          <w:rFonts w:ascii="Times New Roman" w:hAnsi="Times New Roman" w:eastAsia="宋体"/>
+          <w:sz w:val="21"/>
+        </w:rPr>
+        <w:t>部门里不太熟的同事发来婚宴请柬，群里开始商量随多少。</w:t>
       </w:r>
     </w:p>
     <w:p>
@@ -5749,7 +6025,7 @@
           <w:rFonts w:ascii="Times New Roman" w:hAnsi="Times New Roman" w:eastAsia="宋体"/>
           <w:sz w:val="21"/>
         </w:rPr>
-        <w:t>你翻两页就冒出好几个别的念头，顺着想到别处去。</w:t>
+        <w:t>你心里冒出好几种随法：跟大流、按交情、干脆不去。</w:t>
       </w:r>
     </w:p>
     <w:p>
@@ -5772,7 +6048,7 @@
           <w:rFonts w:ascii="Times New Roman" w:hAnsi="Times New Roman" w:eastAsia="宋体"/>
           <w:sz w:val="21"/>
         </w:rPr>
-        <w:t>你先翻目录挑出有用的章节，剩下的先不花时间。</w:t>
+        <w:t>你私下问两个同事打算随多少，好跟大家差不多。</w:t>
       </w:r>
     </w:p>
     <w:p>
@@ -5788,14 +6064,14 @@
           <w:b/>
           <w:sz w:val="21"/>
         </w:rPr>
-        <w:t xml:space="preserve">42　</w:t>
-      </w:r>
-      <w:r>
-        <w:rPr>
-          <w:rFonts w:ascii="Times New Roman" w:hAnsi="Times New Roman" w:eastAsia="宋体"/>
-          <w:sz w:val="21"/>
-        </w:rPr>
-        <w:t>你决定学一门乐器，网上搜到半夜，购物车里加了好几样。</w:t>
+        <w:t xml:space="preserve">46　</w:t>
+      </w:r>
+      <w:r>
+        <w:rPr>
+          <w:rFonts w:ascii="Times New Roman" w:hAnsi="Times New Roman" w:eastAsia="宋体"/>
+          <w:sz w:val="21"/>
+        </w:rPr>
+        <w:t>凌晨一点，楼上还在打电钻，你被吵醒，明天一早还要开会。</w:t>
       </w:r>
     </w:p>
     <w:p>
@@ -5818,7 +6094,7 @@
           <w:rFonts w:ascii="Times New Roman" w:hAnsi="Times New Roman" w:eastAsia="宋体"/>
           <w:sz w:val="21"/>
         </w:rPr>
-        <w:t>你先定多久练到能弹一首，按预算挑一样买下。</w:t>
+        <w:t>你想着楼上是不是赶工期，上门时把话留点余地。</w:t>
       </w:r>
     </w:p>
     <w:p>
@@ -5841,7 +6117,145 @@
           <w:rFonts w:ascii="Times New Roman" w:hAnsi="Times New Roman" w:eastAsia="宋体"/>
           <w:sz w:val="21"/>
         </w:rPr>
-        <w:t>你把能想到的乐器列出来，挨个看上手难不难。</w:t>
+        <w:t>你脑子里冒出一堆可能：找物业、报警、上门、忍着。</w:t>
+      </w:r>
+    </w:p>
+    <w:p>
+      <w:pPr>
+        <w:keepNext/>
+        <w:keepLines/>
+        <w:spacing w:before="180" w:after="40" w:line="312" w:lineRule="auto"/>
+        <w:ind w:firstLine="0"/>
+      </w:pPr>
+      <w:r>
+        <w:rPr>
+          <w:rFonts w:ascii="Times New Roman" w:hAnsi="Times New Roman" w:eastAsia="黑体"/>
+          <w:b/>
+          <w:sz w:val="21"/>
+        </w:rPr>
+        <w:t xml:space="preserve">47　</w:t>
+      </w:r>
+      <w:r>
+        <w:rPr>
+          <w:rFonts w:ascii="Times New Roman" w:hAnsi="Times New Roman" w:eastAsia="宋体"/>
+          <w:sz w:val="21"/>
+        </w:rPr>
+        <w:t>年夜饭刚收桌，七八个亲戚围着茶几坐，三姑问起你什么时候带人回来。</w:t>
+      </w:r>
+    </w:p>
+    <w:p>
+      <w:pPr>
+        <w:keepNext/>
+        <w:keepLines/>
+        <w:spacing w:before="20" w:after="20" w:line="300" w:lineRule="auto"/>
+        <w:ind w:left="539" w:hanging="312"/>
+      </w:pPr>
+      <w:r>
+        <w:rPr>
+          <w:rFonts w:ascii="Times New Roman" w:hAnsi="Times New Roman" w:eastAsia="黑体"/>
+          <w:b/>
+          <w:sz w:val="21"/>
+        </w:rPr>
+        <w:t xml:space="preserve">A　</w:t>
+      </w:r>
+      <w:r>
+        <w:rPr>
+          <w:rFonts w:ascii="Times New Roman" w:hAnsi="Times New Roman" w:eastAsia="宋体"/>
+          <w:sz w:val="21"/>
+        </w:rPr>
+        <w:t>你顺着话头岔开，从表弟工作聊到房价，再聊到旅行。</w:t>
+      </w:r>
+    </w:p>
+    <w:p>
+      <w:pPr>
+        <w:keepNext w:val="0"/>
+        <w:keepLines/>
+        <w:spacing w:before="20" w:after="20" w:line="300" w:lineRule="auto"/>
+        <w:ind w:left="539" w:hanging="312"/>
+      </w:pPr>
+      <w:r>
+        <w:rPr>
+          <w:rFonts w:ascii="Times New Roman" w:hAnsi="Times New Roman" w:eastAsia="黑体"/>
+          <w:b/>
+          <w:sz w:val="21"/>
+        </w:rPr>
+        <w:t xml:space="preserve">B　</w:t>
+      </w:r>
+      <w:r>
+        <w:rPr>
+          <w:rFonts w:ascii="Times New Roman" w:hAnsi="Times New Roman" w:eastAsia="宋体"/>
+          <w:sz w:val="21"/>
+        </w:rPr>
+        <w:t>你心里过一遍自己到底想要什么样的日子，笑笑没接话。</w:t>
+      </w:r>
+    </w:p>
+    <w:p>
+      <w:pPr>
+        <w:keepNext/>
+        <w:keepLines/>
+        <w:spacing w:before="180" w:after="40" w:line="312" w:lineRule="auto"/>
+        <w:ind w:firstLine="0"/>
+      </w:pPr>
+      <w:r>
+        <w:rPr>
+          <w:rFonts w:ascii="Times New Roman" w:hAnsi="Times New Roman" w:eastAsia="黑体"/>
+          <w:b/>
+          <w:sz w:val="21"/>
+        </w:rPr>
+        <w:t xml:space="preserve">48　</w:t>
+      </w:r>
+      <w:r>
+        <w:rPr>
+          <w:rFonts w:ascii="Times New Roman" w:hAnsi="Times New Roman" w:eastAsia="宋体"/>
+          <w:sz w:val="21"/>
+        </w:rPr>
+        <w:t>会上你汇报了项目进展，散会后听说有人传你抢了同事的功劳。</w:t>
+      </w:r>
+    </w:p>
+    <w:p>
+      <w:pPr>
+        <w:keepNext/>
+        <w:keepLines/>
+        <w:spacing w:before="20" w:after="20" w:line="300" w:lineRule="auto"/>
+        <w:ind w:left="539" w:hanging="312"/>
+      </w:pPr>
+      <w:r>
+        <w:rPr>
+          <w:rFonts w:ascii="Times New Roman" w:hAnsi="Times New Roman" w:eastAsia="黑体"/>
+          <w:b/>
+          <w:sz w:val="21"/>
+        </w:rPr>
+        <w:t xml:space="preserve">A　</w:t>
+      </w:r>
+      <w:r>
+        <w:rPr>
+          <w:rFonts w:ascii="Times New Roman" w:hAnsi="Times New Roman" w:eastAsia="宋体"/>
+          <w:sz w:val="21"/>
+        </w:rPr>
+        <w:t>你心里核对一遍，这功劳里你的部分有多少，能不能认。</w:t>
+      </w:r>
+    </w:p>
+    <w:p>
+      <w:pPr>
+        <w:keepNext w:val="0"/>
+        <w:keepLines/>
+        <w:spacing w:before="20" w:after="20" w:line="300" w:lineRule="auto"/>
+        <w:ind w:left="539" w:hanging="312"/>
+      </w:pPr>
+      <w:r>
+        <w:rPr>
+          <w:rFonts w:ascii="Times New Roman" w:hAnsi="Times New Roman" w:eastAsia="黑体"/>
+          <w:b/>
+          <w:sz w:val="21"/>
+        </w:rPr>
+        <w:t xml:space="preserve">B　</w:t>
+      </w:r>
+      <w:r>
+        <w:rPr>
+          <w:rFonts w:ascii="Times New Roman" w:hAnsi="Times New Roman" w:eastAsia="宋体"/>
+          <w:sz w:val="21"/>
+        </w:rPr>
+        <w:t>你脑子里冒出好几种版本：谁听岔了、谁传的、要不要对质。</w:t>
       </w:r>
     </w:p>
     <w:p>
@@ -5857,7 +6271,7 @@
           <w:b/>
           <w:sz w:val="26"/>
         </w:rPr>
-        <w:t>第四部分（第 43—56 题）</w:t>
+        <w:t>第四部分（第 49—64 题）</w:t>
       </w:r>
     </w:p>
     <w:p>
@@ -5908,14 +6322,14 @@
           <w:b/>
           <w:sz w:val="21"/>
         </w:rPr>
-        <w:t xml:space="preserve">43　</w:t>
-      </w:r>
-      <w:r>
-        <w:rPr>
-          <w:rFonts w:ascii="Times New Roman" w:hAnsi="Times New Roman" w:eastAsia="宋体"/>
-          <w:sz w:val="21"/>
-        </w:rPr>
-        <w:t>山里信号断了，导航一直转圈，五个人站在岔路口，天快黑了。</w:t>
+        <w:t xml:space="preserve">49　</w:t>
+      </w:r>
+      <w:r>
+        <w:rPr>
+          <w:rFonts w:ascii="Times New Roman" w:hAnsi="Times New Roman" w:eastAsia="宋体"/>
+          <w:sz w:val="21"/>
+        </w:rPr>
+        <w:t>项目复盘会上，做数据的同事被连问几句，突然把笔一放哭了出来。</w:t>
       </w:r>
     </w:p>
     <w:p>
@@ -5938,7 +6352,7 @@
           <w:rFonts w:ascii="Times New Roman" w:hAnsi="Times New Roman" w:eastAsia="宋体"/>
           <w:sz w:val="21"/>
         </w:rPr>
-        <w:t>你把能想到的走法都列出来，说每条各通向哪、大概多久。</w:t>
+        <w:t>你心里先落下一个判断：这项目的问题不在数据，在分工。</w:t>
       </w:r>
     </w:p>
     <w:p>
@@ -5961,7 +6375,7 @@
           <w:rFonts w:ascii="Times New Roman" w:hAnsi="Times New Roman" w:eastAsia="宋体"/>
           <w:sz w:val="21"/>
         </w:rPr>
-        <w:t>你拿太阳方位和山势比，先定哪边是北，再倒推公路在哪。</w:t>
+        <w:t>你说先停十分钟，把复盘拆成三段，今天只过前两段。</w:t>
       </w:r>
     </w:p>
     <w:p>
@@ -5977,14 +6391,14 @@
           <w:b/>
           <w:sz w:val="21"/>
         </w:rPr>
-        <w:t xml:space="preserve">44　</w:t>
-      </w:r>
-      <w:r>
-        <w:rPr>
-          <w:rFonts w:ascii="Times New Roman" w:hAnsi="Times New Roman" w:eastAsia="宋体"/>
-          <w:sz w:val="21"/>
-        </w:rPr>
-        <w:t>老同学约你吃饭，说他和朋友要做社区团购，想拉你入伙。</w:t>
+        <w:t xml:space="preserve">50　</w:t>
+      </w:r>
+      <w:r>
+        <w:rPr>
+          <w:rFonts w:ascii="Times New Roman" w:hAnsi="Times New Roman" w:eastAsia="宋体"/>
+          <w:sz w:val="21"/>
+        </w:rPr>
+        <w:t>相亲对象条件一条条都对得上，饭吃得客气，回家路上你没什么感觉。</w:t>
       </w:r>
     </w:p>
     <w:p>
@@ -6007,7 +6421,7 @@
           <w:rFonts w:ascii="Times New Roman" w:hAnsi="Times New Roman" w:eastAsia="宋体"/>
           <w:sz w:val="21"/>
         </w:rPr>
-        <w:t>你先问清他们靠什么赚钱、钱从哪来、账怎么算。</w:t>
+        <w:t>你列条件一条条对：房子、工作、父母，看哪条能落定。</w:t>
       </w:r>
     </w:p>
     <w:p>
@@ -6030,7 +6444,7 @@
           <w:rFonts w:ascii="Times New Roman" w:hAnsi="Times New Roman" w:eastAsia="宋体"/>
           <w:sz w:val="21"/>
         </w:rPr>
-        <w:t>你脑子里冒出这模式还能怎么改，还能接上谁。</w:t>
+        <w:t>你心里琢磨这段往后会走成什么样，总觉得不对劲。</w:t>
       </w:r>
     </w:p>
     <w:p>
@@ -6046,14 +6460,14 @@
           <w:b/>
           <w:sz w:val="21"/>
         </w:rPr>
-        <w:t xml:space="preserve">45　</w:t>
-      </w:r>
-      <w:r>
-        <w:rPr>
-          <w:rFonts w:ascii="Times New Roman" w:hAnsi="Times New Roman" w:eastAsia="宋体"/>
-          <w:sz w:val="21"/>
-        </w:rPr>
-        <w:t>部门里不太熟的同事发来婚宴请柬，群里开始商量随多少。</w:t>
+        <w:t xml:space="preserve">51　</w:t>
+      </w:r>
+      <w:r>
+        <w:rPr>
+          <w:rFonts w:ascii="Times New Roman" w:hAnsi="Times New Roman" w:eastAsia="宋体"/>
+          <w:sz w:val="21"/>
+        </w:rPr>
+        <w:t>客户第三次推翻已经定稿的方案，说明天要一版新的，同事都在看你。</w:t>
       </w:r>
     </w:p>
     <w:p>
@@ -6076,7 +6490,7 @@
           <w:rFonts w:ascii="Times New Roman" w:hAnsi="Times New Roman" w:eastAsia="宋体"/>
           <w:sz w:val="21"/>
         </w:rPr>
-        <w:t>你心里冒出好几种随法：跟大流、按交情、干脆不去。</w:t>
+        <w:t>你把这三次改动的方向串起来，猜他到底要什么。</w:t>
       </w:r>
     </w:p>
     <w:p>
@@ -6099,7 +6513,7 @@
           <w:rFonts w:ascii="Times New Roman" w:hAnsi="Times New Roman" w:eastAsia="宋体"/>
           <w:sz w:val="21"/>
         </w:rPr>
-        <w:t>你私下问两个同事打算随多少，好跟大家差不多。</w:t>
+        <w:t>你逐条问清他这次改的理由，看前后标准一致不一致。</w:t>
       </w:r>
     </w:p>
     <w:p>
@@ -6115,14 +6529,14 @@
           <w:b/>
           <w:sz w:val="21"/>
         </w:rPr>
-        <w:t xml:space="preserve">46　</w:t>
-      </w:r>
-      <w:r>
-        <w:rPr>
-          <w:rFonts w:ascii="Times New Roman" w:hAnsi="Times New Roman" w:eastAsia="宋体"/>
-          <w:sz w:val="21"/>
-        </w:rPr>
-        <w:t>凌晨一点，楼上还在打电钻，你被吵醒，明天一早还要开会。</w:t>
+        <w:t xml:space="preserve">52　</w:t>
+      </w:r>
+      <w:r>
+        <w:rPr>
+          <w:rFonts w:ascii="Times New Roman" w:hAnsi="Times New Roman" w:eastAsia="宋体"/>
+          <w:sz w:val="21"/>
+        </w:rPr>
+        <w:t>开学社团招新，你在两个摊位前站了半小时，学长都过来问了。</w:t>
       </w:r>
     </w:p>
     <w:p>
@@ -6145,7 +6559,7 @@
           <w:rFonts w:ascii="Times New Roman" w:hAnsi="Times New Roman" w:eastAsia="宋体"/>
           <w:sz w:val="21"/>
         </w:rPr>
-        <w:t>你想着楼上是不是赶工期，上门时把话留点余地。</w:t>
+        <w:t>你追着学长问，这社团平时到底做哪些事，一条条说清。</w:t>
       </w:r>
     </w:p>
     <w:p>
@@ -6168,7 +6582,7 @@
           <w:rFonts w:ascii="Times New Roman" w:hAnsi="Times New Roman" w:eastAsia="宋体"/>
           <w:sz w:val="21"/>
         </w:rPr>
-        <w:t>你脑子里冒出一堆可能：找物业、报警、上门、忍着。</w:t>
+        <w:t>你心里想这两个社团进去一年后会把自己变成什么样。</w:t>
       </w:r>
     </w:p>
     <w:p>
@@ -6184,14 +6598,14 @@
           <w:b/>
           <w:sz w:val="21"/>
         </w:rPr>
-        <w:t xml:space="preserve">47　</w:t>
-      </w:r>
-      <w:r>
-        <w:rPr>
-          <w:rFonts w:ascii="Times New Roman" w:hAnsi="Times New Roman" w:eastAsia="宋体"/>
-          <w:sz w:val="21"/>
-        </w:rPr>
-        <w:t>年夜饭刚收桌，七八个亲戚围着茶几坐，三姑问起你什么时候带人回来。</w:t>
+        <w:t xml:space="preserve">53　</w:t>
+      </w:r>
+      <w:r>
+        <w:rPr>
+          <w:rFonts w:ascii="Times New Roman" w:hAnsi="Times New Roman" w:eastAsia="宋体"/>
+          <w:sz w:val="21"/>
+        </w:rPr>
+        <w:t>三年没联系的朋友发了条动态，就一句话“算了，都算了”。</w:t>
       </w:r>
     </w:p>
     <w:p>
@@ -6214,7 +6628,7 @@
           <w:rFonts w:ascii="Times New Roman" w:hAnsi="Times New Roman" w:eastAsia="宋体"/>
           <w:sz w:val="21"/>
         </w:rPr>
-        <w:t>你顺着话头岔开，从表弟工作聊到房价，再聊到旅行。</w:t>
+        <w:t>你看着那句话，心里浮出他大概出了什么事。</w:t>
       </w:r>
     </w:p>
     <w:p>
@@ -6237,7 +6651,7 @@
           <w:rFonts w:ascii="Times New Roman" w:hAnsi="Times New Roman" w:eastAsia="宋体"/>
           <w:sz w:val="21"/>
         </w:rPr>
-        <w:t>你心里过一遍自己到底想要什么样的日子，笑笑没接话。</w:t>
+        <w:t>你先私信过去问一句在吗，看他愿不愿意说。</w:t>
       </w:r>
     </w:p>
     <w:p>
@@ -6253,14 +6667,14 @@
           <w:b/>
           <w:sz w:val="21"/>
         </w:rPr>
-        <w:t xml:space="preserve">48　</w:t>
-      </w:r>
-      <w:r>
-        <w:rPr>
-          <w:rFonts w:ascii="Times New Roman" w:hAnsi="Times New Roman" w:eastAsia="宋体"/>
-          <w:sz w:val="21"/>
-        </w:rPr>
-        <w:t>会上你汇报了项目进展，散会后听说有人传你抢了同事的功劳。</w:t>
+        <w:t xml:space="preserve">54　</w:t>
+      </w:r>
+      <w:r>
+        <w:rPr>
+          <w:rFonts w:ascii="Times New Roman" w:hAnsi="Times New Roman" w:eastAsia="宋体"/>
+          <w:sz w:val="21"/>
+        </w:rPr>
+        <w:t>半夜三点烧到三十八度五，家里没人，手机就放在枕头边。</w:t>
       </w:r>
     </w:p>
     <w:p>
@@ -6283,7 +6697,7 @@
           <w:rFonts w:ascii="Times New Roman" w:hAnsi="Times New Roman" w:eastAsia="宋体"/>
           <w:sz w:val="21"/>
         </w:rPr>
-        <w:t>你心里核对一遍，这功劳里你的部分有多少，能不能认。</w:t>
+        <w:t>你给家里发条消息说有点感冒，怕他们明天担心。</w:t>
       </w:r>
     </w:p>
     <w:p>
@@ -6306,7 +6720,7 @@
           <w:rFonts w:ascii="Times New Roman" w:hAnsi="Times New Roman" w:eastAsia="宋体"/>
           <w:sz w:val="21"/>
         </w:rPr>
-        <w:t>你脑子里冒出好几种版本：谁听岔了、谁传的、要不要对质。</w:t>
+        <w:t>你心里先浮出这烧明天会怎么走，要不要现在去医院。</w:t>
       </w:r>
     </w:p>
     <w:p>
@@ -6322,14 +6736,14 @@
           <w:b/>
           <w:sz w:val="21"/>
         </w:rPr>
-        <w:t xml:space="preserve">49　</w:t>
-      </w:r>
-      <w:r>
-        <w:rPr>
-          <w:rFonts w:ascii="Times New Roman" w:hAnsi="Times New Roman" w:eastAsia="宋体"/>
-          <w:sz w:val="21"/>
-        </w:rPr>
-        <w:t>项目复盘会上，做数据的同事被连问几句，突然把笔一放哭了出来。</w:t>
+        <w:t xml:space="preserve">55　</w:t>
+      </w:r>
+      <w:r>
+        <w:rPr>
+          <w:rFonts w:ascii="Times New Roman" w:hAnsi="Times New Roman" w:eastAsia="宋体"/>
+          <w:sz w:val="21"/>
+        </w:rPr>
+        <w:t>公园长椅上，旁边陌生人问你怎么走到北门，问完坐下不走了。</w:t>
       </w:r>
     </w:p>
     <w:p>
@@ -6352,7 +6766,7 @@
           <w:rFonts w:ascii="Times New Roman" w:hAnsi="Times New Roman" w:eastAsia="宋体"/>
           <w:sz w:val="21"/>
         </w:rPr>
-        <w:t>你心里先落下一个判断：这项目的问题不在数据，在分工。</w:t>
+        <w:t>你听着他的话，心里琢磨他到底想干什么，先不急着接。</w:t>
       </w:r>
     </w:p>
     <w:p>
@@ -6375,7 +6789,7 @@
           <w:rFonts w:ascii="Times New Roman" w:hAnsi="Times New Roman" w:eastAsia="宋体"/>
           <w:sz w:val="21"/>
         </w:rPr>
-        <w:t>你说先停十分钟，把复盘拆成三段，今天只过前两段。</w:t>
+        <w:t>你按心里那条线来：舒服就多搭两句，别扭就起身走。</w:t>
       </w:r>
     </w:p>
     <w:p>
@@ -6391,14 +6805,14 @@
           <w:b/>
           <w:sz w:val="21"/>
         </w:rPr>
-        <w:t xml:space="preserve">50　</w:t>
-      </w:r>
-      <w:r>
-        <w:rPr>
-          <w:rFonts w:ascii="Times New Roman" w:hAnsi="Times New Roman" w:eastAsia="宋体"/>
-          <w:sz w:val="21"/>
-        </w:rPr>
-        <w:t>相亲对象条件一条条都对得上，饭吃得客气，回家路上你没什么感觉。</w:t>
+        <w:t xml:space="preserve">56　</w:t>
+      </w:r>
+      <w:r>
+        <w:rPr>
+          <w:rFonts w:ascii="Times New Roman" w:hAnsi="Times New Roman" w:eastAsia="宋体"/>
+          <w:sz w:val="21"/>
+        </w:rPr>
+        <w:t>收拾老家房间，从床底下拖出一个纸箱，里面是十年前的日记和旧照片。</w:t>
       </w:r>
     </w:p>
     <w:p>
@@ -6421,7 +6835,7 @@
           <w:rFonts w:ascii="Times New Roman" w:hAnsi="Times New Roman" w:eastAsia="宋体"/>
           <w:sz w:val="21"/>
         </w:rPr>
-        <w:t>你列条件一条条对：房子、工作、父母，看哪条能落定。</w:t>
+        <w:t>你翻着旧本子，想那会儿认准的事，如今还算不算数。</w:t>
       </w:r>
     </w:p>
     <w:p>
@@ -6444,7 +6858,7 @@
           <w:rFonts w:ascii="Times New Roman" w:hAnsi="Times New Roman" w:eastAsia="宋体"/>
           <w:sz w:val="21"/>
         </w:rPr>
-        <w:t>你心里琢磨这段往后会走成什么样，总觉得不对劲。</w:t>
+        <w:t>你把这一箱东西串起来看，看出这十年自己走的哪条路。</w:t>
       </w:r>
     </w:p>
     <w:p>
@@ -6460,14 +6874,14 @@
           <w:b/>
           <w:sz w:val="21"/>
         </w:rPr>
-        <w:t xml:space="preserve">51　</w:t>
-      </w:r>
-      <w:r>
-        <w:rPr>
-          <w:rFonts w:ascii="Times New Roman" w:hAnsi="Times New Roman" w:eastAsia="宋体"/>
-          <w:sz w:val="21"/>
-        </w:rPr>
-        <w:t>客户第三次推翻已经定稿的方案，说明天要一版新的，同事都在看你。</w:t>
+        <w:t xml:space="preserve">57　</w:t>
+      </w:r>
+      <w:r>
+        <w:rPr>
+          <w:rFonts w:ascii="Times New Roman" w:hAnsi="Times New Roman" w:eastAsia="宋体"/>
+          <w:sz w:val="21"/>
+        </w:rPr>
+        <w:t>同事在群里 @ 你，让你对他那份明显有问题的方案「说两句」，全组都在看。</w:t>
       </w:r>
     </w:p>
     <w:p>
@@ -6490,7 +6904,7 @@
           <w:rFonts w:ascii="Times New Roman" w:hAnsi="Times New Roman" w:eastAsia="宋体"/>
           <w:sz w:val="21"/>
         </w:rPr>
-        <w:t>你把这三次改动的方向串起来，猜他到底要什么。</w:t>
+        <w:t>你先私下跟他说，群里只回一句回头我们对一下，把场面留住。</w:t>
       </w:r>
     </w:p>
     <w:p>
@@ -6513,7 +6927,7 @@
           <w:rFonts w:ascii="Times New Roman" w:hAnsi="Times New Roman" w:eastAsia="宋体"/>
           <w:sz w:val="21"/>
         </w:rPr>
-        <w:t>你逐条问清他这次改的理由，看前后标准一致不一致。</w:t>
+        <w:t>你直接回他，指出哪一条逻辑不成立，别的话先不管。</w:t>
       </w:r>
     </w:p>
     <w:p>
@@ -6529,14 +6943,14 @@
           <w:b/>
           <w:sz w:val="21"/>
         </w:rPr>
-        <w:t xml:space="preserve">52　</w:t>
-      </w:r>
-      <w:r>
-        <w:rPr>
-          <w:rFonts w:ascii="Times New Roman" w:hAnsi="Times New Roman" w:eastAsia="宋体"/>
-          <w:sz w:val="21"/>
-        </w:rPr>
-        <w:t>开学社团招新，你在两个摊位前站了半小时，学长都过来问了。</w:t>
+        <w:t xml:space="preserve">58　</w:t>
+      </w:r>
+      <w:r>
+        <w:rPr>
+          <w:rFonts w:ascii="Times New Roman" w:hAnsi="Times New Roman" w:eastAsia="宋体"/>
+          <w:sz w:val="21"/>
+        </w:rPr>
+        <w:t>部门群里，领导 @ 你，让你当场对这份方案表个态。</w:t>
       </w:r>
     </w:p>
     <w:p>
@@ -6559,7 +6973,7 @@
           <w:rFonts w:ascii="Times New Roman" w:hAnsi="Times New Roman" w:eastAsia="宋体"/>
           <w:sz w:val="21"/>
         </w:rPr>
-        <w:t>你追着学长问，这社团平时到底做哪些事，一条条说清。</w:t>
+        <w:t>你先说哪条站不住、依据是什么，再谈别的。</w:t>
       </w:r>
     </w:p>
     <w:p>
@@ -6582,7 +6996,7 @@
           <w:rFonts w:ascii="Times New Roman" w:hAnsi="Times New Roman" w:eastAsia="宋体"/>
           <w:sz w:val="21"/>
         </w:rPr>
-        <w:t>你心里想这两个社团进去一年后会把自己变成什么样。</w:t>
+        <w:t>你先说大家都不容易，方案再打磨一下，别当场否定。</w:t>
       </w:r>
     </w:p>
     <w:p>
@@ -6598,14 +7012,14 @@
           <w:b/>
           <w:sz w:val="21"/>
         </w:rPr>
-        <w:t xml:space="preserve">53　</w:t>
-      </w:r>
-      <w:r>
-        <w:rPr>
-          <w:rFonts w:ascii="Times New Roman" w:hAnsi="Times New Roman" w:eastAsia="宋体"/>
-          <w:sz w:val="21"/>
-        </w:rPr>
-        <w:t>三年没联系的朋友发了条动态，就一句话“算了，都算了”。</w:t>
+        <w:t xml:space="preserve">59　</w:t>
+      </w:r>
+      <w:r>
+        <w:rPr>
+          <w:rFonts w:ascii="Times New Roman" w:hAnsi="Times New Roman" w:eastAsia="宋体"/>
+          <w:sz w:val="21"/>
+        </w:rPr>
+        <w:t>一起吃饭，朋友又说「这顿你请」，前两次也是你付的。</w:t>
       </w:r>
     </w:p>
     <w:p>
@@ -6628,7 +7042,7 @@
           <w:rFonts w:ascii="Times New Roman" w:hAnsi="Times New Roman" w:eastAsia="宋体"/>
           <w:sz w:val="21"/>
         </w:rPr>
-        <w:t>你看着那句话，心里浮出他大概出了什么事。</w:t>
+        <w:t>你心里那根线到了，直接说这回不请，理由懒得绕。</w:t>
       </w:r>
     </w:p>
     <w:p>
@@ -6651,7 +7065,7 @@
           <w:rFonts w:ascii="Times New Roman" w:hAnsi="Times New Roman" w:eastAsia="宋体"/>
           <w:sz w:val="21"/>
         </w:rPr>
-        <w:t>你先私信过去问一句在吗，看他愿不愿意说。</w:t>
+        <w:t>你当场把账摊开算，定个以后轮着来的规矩。</w:t>
       </w:r>
     </w:p>
     <w:p>
@@ -6667,14 +7081,14 @@
           <w:b/>
           <w:sz w:val="21"/>
         </w:rPr>
-        <w:t xml:space="preserve">54　</w:t>
-      </w:r>
-      <w:r>
-        <w:rPr>
-          <w:rFonts w:ascii="Times New Roman" w:hAnsi="Times New Roman" w:eastAsia="宋体"/>
-          <w:sz w:val="21"/>
-        </w:rPr>
-        <w:t>半夜三点烧到三十八度五，家里没人，手机就放在枕头边。</w:t>
+        <w:t xml:space="preserve">60　</w:t>
+      </w:r>
+      <w:r>
+        <w:rPr>
+          <w:rFonts w:ascii="Times New Roman" w:hAnsi="Times New Roman" w:eastAsia="宋体"/>
+          <w:sz w:val="21"/>
+        </w:rPr>
+        <w:t>亲戚又来借钱，上次借的还没还，这次开口要三万。</w:t>
       </w:r>
     </w:p>
     <w:p>
@@ -6697,7 +7111,7 @@
           <w:rFonts w:ascii="Times New Roman" w:hAnsi="Times New Roman" w:eastAsia="宋体"/>
           <w:sz w:val="21"/>
         </w:rPr>
-        <w:t>你给家里发条消息说有点感冒，怕他们明天担心。</w:t>
+        <w:t>你先问清用途和还期，写清楚再谈借不借。</w:t>
       </w:r>
     </w:p>
     <w:p>
@@ -6720,7 +7134,7 @@
           <w:rFonts w:ascii="Times New Roman" w:hAnsi="Times New Roman" w:eastAsia="宋体"/>
           <w:sz w:val="21"/>
         </w:rPr>
-        <w:t>你心里先浮出这烧明天会怎么走，要不要现在去医院。</w:t>
+        <w:t>你心里已经过不去，直接说这回不借，理由不用编。</w:t>
       </w:r>
     </w:p>
     <w:p>
@@ -6736,14 +7150,14 @@
           <w:b/>
           <w:sz w:val="21"/>
         </w:rPr>
-        <w:t xml:space="preserve">55　</w:t>
-      </w:r>
-      <w:r>
-        <w:rPr>
-          <w:rFonts w:ascii="Times New Roman" w:hAnsi="Times New Roman" w:eastAsia="宋体"/>
-          <w:sz w:val="21"/>
-        </w:rPr>
-        <w:t>公园长椅上，旁边陌生人问你怎么走到北门，问完坐下不走了。</w:t>
+        <w:t xml:space="preserve">61　</w:t>
+      </w:r>
+      <w:r>
+        <w:rPr>
+          <w:rFonts w:ascii="Times New Roman" w:hAnsi="Times New Roman" w:eastAsia="宋体"/>
+          <w:sz w:val="21"/>
+        </w:rPr>
+        <w:t>领导临时点名，让你对一个刚提出、你自己还没想明白的方案说看法。</w:t>
       </w:r>
     </w:p>
     <w:p>
@@ -6766,7 +7180,7 @@
           <w:rFonts w:ascii="Times New Roman" w:hAnsi="Times New Roman" w:eastAsia="宋体"/>
           <w:sz w:val="21"/>
         </w:rPr>
-        <w:t>你听着他的话，心里琢磨他到底想干什么，先不急着接。</w:t>
+        <w:t>你说我还没想清楚、会后给你，因为整体还没成形。</w:t>
       </w:r>
     </w:p>
     <w:p>
@@ -6789,7 +7203,7 @@
           <w:rFonts w:ascii="Times New Roman" w:hAnsi="Times New Roman" w:eastAsia="宋体"/>
           <w:sz w:val="21"/>
         </w:rPr>
-        <w:t>你按心里那条线来：舒服就多搭两句，别扭就起身走。</w:t>
+        <w:t>你把刚才会上听到的具体问题复述一遍，先就着眼前的说。</w:t>
       </w:r>
     </w:p>
     <w:p>
@@ -6805,14 +7219,14 @@
           <w:b/>
           <w:sz w:val="21"/>
         </w:rPr>
-        <w:t xml:space="preserve">56　</w:t>
-      </w:r>
-      <w:r>
-        <w:rPr>
-          <w:rFonts w:ascii="Times New Roman" w:hAnsi="Times New Roman" w:eastAsia="宋体"/>
-          <w:sz w:val="21"/>
-        </w:rPr>
-        <w:t>收拾老家房间，从床底下拖出一个纸箱，里面是十年前的日记和旧照片。</w:t>
+        <w:t xml:space="preserve">62　</w:t>
+      </w:r>
+      <w:r>
+        <w:rPr>
+          <w:rFonts w:ascii="Times New Roman" w:hAnsi="Times New Roman" w:eastAsia="宋体"/>
+          <w:sz w:val="21"/>
+        </w:rPr>
+        <w:t>饭桌上长辈突然问你「你以后到底打算怎么走」。</w:t>
       </w:r>
     </w:p>
     <w:p>
@@ -6835,7 +7249,7 @@
           <w:rFonts w:ascii="Times New Roman" w:hAnsi="Times New Roman" w:eastAsia="宋体"/>
           <w:sz w:val="21"/>
         </w:rPr>
-        <w:t>你翻着旧本子，想那会儿认准的事，如今还算不算数。</w:t>
+        <w:t>你先答眼前能说的：今年换不换工作、要不要搬。</w:t>
       </w:r>
     </w:p>
     <w:p>
@@ -6858,7 +7272,145 @@
           <w:rFonts w:ascii="Times New Roman" w:hAnsi="Times New Roman" w:eastAsia="宋体"/>
           <w:sz w:val="21"/>
         </w:rPr>
-        <w:t>你把这一箱东西串起来看，看出这十年自己走的哪条路。</w:t>
+        <w:t>你先在心里找那条主线，再说一句大方向，细节回头补。</w:t>
+      </w:r>
+    </w:p>
+    <w:p>
+      <w:pPr>
+        <w:keepNext/>
+        <w:keepLines/>
+        <w:spacing w:before="180" w:after="40" w:line="312" w:lineRule="auto"/>
+        <w:ind w:firstLine="0"/>
+      </w:pPr>
+      <w:r>
+        <w:rPr>
+          <w:rFonts w:ascii="Times New Roman" w:hAnsi="Times New Roman" w:eastAsia="黑体"/>
+          <w:b/>
+          <w:sz w:val="21"/>
+        </w:rPr>
+        <w:t xml:space="preserve">63　</w:t>
+      </w:r>
+      <w:r>
+        <w:rPr>
+          <w:rFonts w:ascii="Times New Roman" w:hAnsi="Times New Roman" w:eastAsia="宋体"/>
+          <w:sz w:val="21"/>
+        </w:rPr>
+        <w:t>定好的行程被临时推翻，同行的人都在等你拿主意。</w:t>
+      </w:r>
+    </w:p>
+    <w:p>
+      <w:pPr>
+        <w:keepNext/>
+        <w:keepLines/>
+        <w:spacing w:before="20" w:after="20" w:line="300" w:lineRule="auto"/>
+        <w:ind w:left="539" w:hanging="312"/>
+      </w:pPr>
+      <w:r>
+        <w:rPr>
+          <w:rFonts w:ascii="Times New Roman" w:hAnsi="Times New Roman" w:eastAsia="黑体"/>
+          <w:b/>
+          <w:sz w:val="21"/>
+        </w:rPr>
+        <w:t xml:space="preserve">A　</w:t>
+      </w:r>
+      <w:r>
+        <w:rPr>
+          <w:rFonts w:ascii="Times New Roman" w:hAnsi="Times New Roman" w:eastAsia="宋体"/>
+          <w:sz w:val="21"/>
+        </w:rPr>
+        <w:t>你立刻想几个替代走法，先动起来，路上再细挑。</w:t>
+      </w:r>
+    </w:p>
+    <w:p>
+      <w:pPr>
+        <w:keepNext w:val="0"/>
+        <w:keepLines/>
+        <w:spacing w:before="20" w:after="20" w:line="300" w:lineRule="auto"/>
+        <w:ind w:left="539" w:hanging="312"/>
+      </w:pPr>
+      <w:r>
+        <w:rPr>
+          <w:rFonts w:ascii="Times New Roman" w:hAnsi="Times New Roman" w:eastAsia="黑体"/>
+          <w:b/>
+          <w:sz w:val="21"/>
+        </w:rPr>
+        <w:t xml:space="preserve">B　</w:t>
+      </w:r>
+      <w:r>
+        <w:rPr>
+          <w:rFonts w:ascii="Times New Roman" w:hAnsi="Times New Roman" w:eastAsia="宋体"/>
+          <w:sz w:val="21"/>
+        </w:rPr>
+        <w:t>你翻出原计划，换一条最接近的路，别把订的全废。</w:t>
+      </w:r>
+    </w:p>
+    <w:p>
+      <w:pPr>
+        <w:keepNext/>
+        <w:keepLines/>
+        <w:spacing w:before="180" w:after="40" w:line="312" w:lineRule="auto"/>
+        <w:ind w:firstLine="0"/>
+      </w:pPr>
+      <w:r>
+        <w:rPr>
+          <w:rFonts w:ascii="Times New Roman" w:hAnsi="Times New Roman" w:eastAsia="黑体"/>
+          <w:b/>
+          <w:sz w:val="21"/>
+        </w:rPr>
+        <w:t xml:space="preserve">64　</w:t>
+      </w:r>
+      <w:r>
+        <w:rPr>
+          <w:rFonts w:ascii="Times New Roman" w:hAnsi="Times New Roman" w:eastAsia="宋体"/>
+          <w:sz w:val="21"/>
+        </w:rPr>
+        <w:t>公司要换一套新系统，培训通知刚发下来。</w:t>
+      </w:r>
+    </w:p>
+    <w:p>
+      <w:pPr>
+        <w:keepNext/>
+        <w:keepLines/>
+        <w:spacing w:before="20" w:after="20" w:line="300" w:lineRule="auto"/>
+        <w:ind w:left="539" w:hanging="312"/>
+      </w:pPr>
+      <w:r>
+        <w:rPr>
+          <w:rFonts w:ascii="Times New Roman" w:hAnsi="Times New Roman" w:eastAsia="黑体"/>
+          <w:b/>
+          <w:sz w:val="21"/>
+        </w:rPr>
+        <w:t xml:space="preserve">A　</w:t>
+      </w:r>
+      <w:r>
+        <w:rPr>
+          <w:rFonts w:ascii="Times New Roman" w:hAnsi="Times New Roman" w:eastAsia="宋体"/>
+          <w:sz w:val="21"/>
+        </w:rPr>
+        <w:t>你先按旧系统那套习惯，找找新系统里对应的位置。</w:t>
+      </w:r>
+    </w:p>
+    <w:p>
+      <w:pPr>
+        <w:keepNext w:val="0"/>
+        <w:keepLines/>
+        <w:spacing w:before="20" w:after="20" w:line="300" w:lineRule="auto"/>
+        <w:ind w:left="539" w:hanging="312"/>
+      </w:pPr>
+      <w:r>
+        <w:rPr>
+          <w:rFonts w:ascii="Times New Roman" w:hAnsi="Times New Roman" w:eastAsia="黑体"/>
+          <w:b/>
+          <w:sz w:val="21"/>
+        </w:rPr>
+        <w:t xml:space="preserve">B　</w:t>
+      </w:r>
+      <w:r>
+        <w:rPr>
+          <w:rFonts w:ascii="Times New Roman" w:hAnsi="Times New Roman" w:eastAsia="宋体"/>
+          <w:sz w:val="21"/>
+        </w:rPr>
+        <w:t>你先乱点一圈，看它还能长出哪些原来没有的用法。</w:t>
       </w:r>
     </w:p>
     <w:p>
@@ -6896,7 +7448,7 @@
           <w:b/>
           <w:sz w:val="34"/>
         </w:rPr>
-        <w:t>第四章　计分：从 56 个选择到你的类型</w:t>
+        <w:t>第四章　计分：从 64 个选择到你的类型</w:t>
       </w:r>
     </w:p>
     <w:p>
@@ -7362,7 +7914,7 @@
           <w:b w:val="0"/>
           <w:sz w:val="21"/>
         </w:rPr>
-        <w:t>每个功能在完整版里出现 14 次，所以它的总分 S 落在 −28 到 +28 之间；快速版出现 7 次，S 落在 −14 到 +14 之间。</w:t>
+        <w:t>每个功能在完整版里出现 16 次，所以它的总分 S 落在 −32 到 +32 之间；快速版出现 8 次，S 落在 −16 到 +16 之间。</w:t>
       </w:r>
     </w:p>
     <w:p>
@@ -7394,7 +7946,7 @@
           <w:b/>
           <w:sz w:val="21"/>
         </w:rPr>
-        <w:t>完整版：P = 50 + 25 × S ÷ 14　　快速版：P = 50 + 25 × S ÷ 7</w:t>
+        <w:t>完整版：P = 50 + 25 × S ÷ 16　　快速版：P = 50 + 25 × S ÷ 8</w:t>
       </w:r>
     </w:p>
     <w:p>
@@ -7410,7 +7962,7 @@
           <w:b w:val="0"/>
           <w:sz w:val="21"/>
         </w:rPr>
-        <w:t>下表列出了每个功能分别在哪些题里出现、在哪一边。做纸笔版时，照这张表把 56 个数字分堆加总即可。</w:t>
+        <w:t>下表列出了每个功能分别在哪些题里出现、在哪一边。做纸笔版时，照这张表把 64 个数字分堆加总即可。</w:t>
       </w:r>
     </w:p>
     <w:p>
@@ -7564,7 +8116,7 @@
                 <w:b w:val="0"/>
                 <w:sz w:val="17"/>
               </w:rPr>
-              <w:t>Q01a·A、Q01b·B、Q02a·A、Q02b·B、Q03a·A、Q03b·B、Q13a·A、Q13b·B、Q14a·A、Q14b·B、Q15a·A、Q15b·B、Q16a·A、Q16b·B</w:t>
+              <w:t>Q01a·A、Q01b·B、Q02a·A、Q02b·B、Q03a·A、Q03b·B、Q13a·A、Q13b·B、Q14a·A、Q14b·B、Q15a·A、Q15b·B、Q16a·A、Q16b·B、Q31a·B、Q31b·A</w:t>
             </w:r>
           </w:p>
         </w:tc>
@@ -7585,7 +8137,7 @@
                 <w:b w:val="0"/>
                 <w:sz w:val="17"/>
               </w:rPr>
-              <w:t>14</w:t>
+              <w:t>16</w:t>
             </w:r>
           </w:p>
         </w:tc>
@@ -7638,7 +8190,7 @@
                 <w:b w:val="0"/>
                 <w:sz w:val="17"/>
               </w:rPr>
-              <w:t>Q01a·B、Q01b·A、Q04a·A、Q04b·B、Q05a·A、Q05b·B、Q17a·A、Q17b·B、Q18a·A、Q18b·B、Q19a·A、Q19b·B、Q20a·A、Q20b·B</w:t>
+              <w:t>Q01a·B、Q01b·A、Q04a·A、Q04b·B、Q05a·A、Q05b·B、Q17a·A、Q17b·B、Q18a·A、Q18b·B、Q19a·A、Q19b·B、Q20a·A、Q20b·B、Q32a·B、Q32b·A</w:t>
             </w:r>
           </w:p>
         </w:tc>
@@ -7659,7 +8211,7 @@
                 <w:b w:val="0"/>
                 <w:sz w:val="17"/>
               </w:rPr>
-              <w:t>14</w:t>
+              <w:t>16</w:t>
             </w:r>
           </w:p>
         </w:tc>
@@ -7712,7 +8264,7 @@
                 <w:b w:val="0"/>
                 <w:sz w:val="17"/>
               </w:rPr>
-              <w:t>Q02a·B、Q02b·A、Q04a·B、Q04b·A、Q06a·A、Q06b·B、Q21a·A、Q21b·B、Q22a·A、Q22b·B、Q23a·A、Q23b·B、Q24a·A、Q24b·B</w:t>
+              <w:t>Q02a·B、Q02b·A、Q04a·B、Q04b·A、Q06a·A、Q06b·B、Q21a·A、Q21b·B、Q22a·A、Q22b·B、Q23a·A、Q23b·B、Q24a·A、Q24b·B、Q32a·A、Q32b·B</w:t>
             </w:r>
           </w:p>
         </w:tc>
@@ -7733,7 +8285,7 @@
                 <w:b w:val="0"/>
                 <w:sz w:val="17"/>
               </w:rPr>
-              <w:t>14</w:t>
+              <w:t>16</w:t>
             </w:r>
           </w:p>
         </w:tc>
@@ -7786,7 +8338,7 @@
                 <w:b w:val="0"/>
                 <w:sz w:val="17"/>
               </w:rPr>
-              <w:t>Q03a·B、Q03b·A、Q05a·B、Q05b·A、Q06a·B、Q06b·A、Q25a·A、Q25b·B、Q26a·A、Q26b·B、Q27a·A、Q27b·B、Q28a·A、Q28b·B</w:t>
+              <w:t>Q03a·B、Q03b·A、Q05a·B、Q05b·A、Q06a·B、Q06b·A、Q25a·A、Q25b·B、Q26a·A、Q26b·B、Q27a·A、Q27b·B、Q28a·A、Q28b·B、Q31a·A、Q31b·B</w:t>
             </w:r>
           </w:p>
         </w:tc>
@@ -7807,7 +8359,7 @@
                 <w:b w:val="0"/>
                 <w:sz w:val="17"/>
               </w:rPr>
-              <w:t>14</w:t>
+              <w:t>16</w:t>
             </w:r>
           </w:p>
         </w:tc>
@@ -7860,7 +8412,7 @@
                 <w:b w:val="0"/>
                 <w:sz w:val="17"/>
               </w:rPr>
-              <w:t>Q07a·A、Q07b·B、Q08a·A、Q08b·B、Q09a·A、Q09b·B、Q13a·B、Q13b·A、Q17a·B、Q17b·A、Q21a·B、Q21b·A、Q25a·B、Q25b·A</w:t>
+              <w:t>Q07a·A、Q07b·B、Q08a·A、Q08b·B、Q09a·A、Q09b·B、Q13a·B、Q13b·A、Q17a·B、Q17b·A、Q21a·B、Q21b·A、Q25a·B、Q25b·A、Q30a·B、Q30b·A</w:t>
             </w:r>
           </w:p>
         </w:tc>
@@ -7881,7 +8433,7 @@
                 <w:b w:val="0"/>
                 <w:sz w:val="17"/>
               </w:rPr>
-              <w:t>14</w:t>
+              <w:t>16</w:t>
             </w:r>
           </w:p>
         </w:tc>
@@ -7934,7 +8486,7 @@
                 <w:b w:val="0"/>
                 <w:sz w:val="17"/>
               </w:rPr>
-              <w:t>Q07a·B、Q07b·A、Q10a·A、Q10b·B、Q11a·A、Q11b·B、Q14a·B、Q14b·A、Q18a·B、Q18b·A、Q22a·B、Q22b·A、Q26a·B、Q26b·A</w:t>
+              <w:t>Q07a·B、Q07b·A、Q10a·A、Q10b·B、Q11a·A、Q11b·B、Q14a·B、Q14b·A、Q18a·B、Q18b·A、Q22a·B、Q22b·A、Q26a·B、Q26b·A、Q29a·B、Q29b·A</w:t>
             </w:r>
           </w:p>
         </w:tc>
@@ -7955,7 +8507,7 @@
                 <w:b w:val="0"/>
                 <w:sz w:val="17"/>
               </w:rPr>
-              <w:t>14</w:t>
+              <w:t>16</w:t>
             </w:r>
           </w:p>
         </w:tc>
@@ -8008,7 +8560,7 @@
                 <w:b w:val="0"/>
                 <w:sz w:val="17"/>
               </w:rPr>
-              <w:t>Q08a·B、Q08b·A、Q10a·B、Q10b·A、Q12a·A、Q12b·B、Q15a·B、Q15b·A、Q19a·B、Q19b·A、Q23a·B、Q23b·A、Q27a·B、Q27b·A</w:t>
+              <w:t>Q08a·B、Q08b·A、Q10a·B、Q10b·A、Q12a·A、Q12b·B、Q15a·B、Q15b·A、Q19a·B、Q19b·A、Q23a·B、Q23b·A、Q27a·B、Q27b·A、Q29a·A、Q29b·B</w:t>
             </w:r>
           </w:p>
         </w:tc>
@@ -8029,7 +8581,7 @@
                 <w:b w:val="0"/>
                 <w:sz w:val="17"/>
               </w:rPr>
-              <w:t>14</w:t>
+              <w:t>16</w:t>
             </w:r>
           </w:p>
         </w:tc>
@@ -8082,7 +8634,7 @@
                 <w:b w:val="0"/>
                 <w:sz w:val="17"/>
               </w:rPr>
-              <w:t>Q09a·B、Q09b·A、Q11a·B、Q11b·A、Q12a·B、Q12b·A、Q16a·B、Q16b·A、Q20a·B、Q20b·A、Q24a·B、Q24b·A、Q28a·B、Q28b·A</w:t>
+              <w:t>Q09a·B、Q09b·A、Q11a·B、Q11b·A、Q12a·B、Q12b·A、Q16a·B、Q16b·A、Q20a·B、Q20b·A、Q24a·B、Q24b·A、Q28a·B、Q28b·A、Q30a·A、Q30b·B</w:t>
             </w:r>
           </w:p>
         </w:tc>
@@ -8103,7 +8655,7 @@
                 <w:b w:val="0"/>
                 <w:sz w:val="17"/>
               </w:rPr>
-              <w:t>14</w:t>
+              <w:t>16</w:t>
             </w:r>
           </w:p>
         </w:tc>
@@ -10848,7 +11400,7 @@
           <w:b w:val="0"/>
           <w:sz w:val="21"/>
         </w:rPr>
-        <w:t>下面是一份虚构的作答（只用来说明算法，不是某个真人的结果）。假设 56 题按上表记分后，八维总分是：</w:t>
+        <w:t>下面是一份虚构的作答（只用来说明算法，不是某个真人的结果）。假设 64 题按上表记分后，八维总分是：</w:t>
       </w:r>
     </w:p>
     <w:p>
@@ -23068,7 +23620,7 @@
           <w:color w:val="595959"/>
           <w:sz w:val="18"/>
         </w:rPr>
-        <w:t>表 A-1　答题卡（完整版 56 题）</w:t>
+        <w:t>表 A-1　答题卡（完整版 64 题）</w:t>
       </w:r>
     </w:p>
     <w:tbl>
@@ -23329,7 +23881,7 @@
                 <w:b w:val="0"/>
                 <w:sz w:val="20"/>
               </w:rPr>
-              <w:t>15</w:t>
+              <w:t>17</w:t>
             </w:r>
           </w:p>
         </w:tc>
@@ -23363,7 +23915,7 @@
                 <w:b w:val="0"/>
                 <w:sz w:val="20"/>
               </w:rPr>
-              <w:t>29</w:t>
+              <w:t>33</w:t>
             </w:r>
           </w:p>
         </w:tc>
@@ -23397,7 +23949,7 @@
                 <w:b w:val="0"/>
                 <w:sz w:val="20"/>
               </w:rPr>
-              <w:t>43</w:t>
+              <w:t>49</w:t>
             </w:r>
           </w:p>
         </w:tc>
@@ -23471,7 +24023,7 @@
                 <w:b w:val="0"/>
                 <w:sz w:val="20"/>
               </w:rPr>
-              <w:t>16</w:t>
+              <w:t>18</w:t>
             </w:r>
           </w:p>
         </w:tc>
@@ -23505,7 +24057,7 @@
                 <w:b w:val="0"/>
                 <w:sz w:val="20"/>
               </w:rPr>
-              <w:t>30</w:t>
+              <w:t>34</w:t>
             </w:r>
           </w:p>
         </w:tc>
@@ -23539,7 +24091,7 @@
                 <w:b w:val="0"/>
                 <w:sz w:val="20"/>
               </w:rPr>
-              <w:t>44</w:t>
+              <w:t>50</w:t>
             </w:r>
           </w:p>
         </w:tc>
@@ -23613,7 +24165,7 @@
                 <w:b w:val="0"/>
                 <w:sz w:val="20"/>
               </w:rPr>
-              <w:t>17</w:t>
+              <w:t>19</w:t>
             </w:r>
           </w:p>
         </w:tc>
@@ -23647,7 +24199,7 @@
                 <w:b w:val="0"/>
                 <w:sz w:val="20"/>
               </w:rPr>
-              <w:t>31</w:t>
+              <w:t>35</w:t>
             </w:r>
           </w:p>
         </w:tc>
@@ -23681,7 +24233,7 @@
                 <w:b w:val="0"/>
                 <w:sz w:val="20"/>
               </w:rPr>
-              <w:t>45</w:t>
+              <w:t>51</w:t>
             </w:r>
           </w:p>
         </w:tc>
@@ -23755,7 +24307,7 @@
                 <w:b w:val="0"/>
                 <w:sz w:val="20"/>
               </w:rPr>
-              <w:t>18</w:t>
+              <w:t>20</w:t>
             </w:r>
           </w:p>
         </w:tc>
@@ -23789,7 +24341,7 @@
                 <w:b w:val="0"/>
                 <w:sz w:val="20"/>
               </w:rPr>
-              <w:t>32</w:t>
+              <w:t>36</w:t>
             </w:r>
           </w:p>
         </w:tc>
@@ -23823,7 +24375,7 @@
                 <w:b w:val="0"/>
                 <w:sz w:val="20"/>
               </w:rPr>
-              <w:t>46</w:t>
+              <w:t>52</w:t>
             </w:r>
           </w:p>
         </w:tc>
@@ -23897,7 +24449,7 @@
                 <w:b w:val="0"/>
                 <w:sz w:val="20"/>
               </w:rPr>
-              <w:t>19</w:t>
+              <w:t>21</w:t>
             </w:r>
           </w:p>
         </w:tc>
@@ -23931,7 +24483,7 @@
                 <w:b w:val="0"/>
                 <w:sz w:val="20"/>
               </w:rPr>
-              <w:t>33</w:t>
+              <w:t>37</w:t>
             </w:r>
           </w:p>
         </w:tc>
@@ -23965,7 +24517,7 @@
                 <w:b w:val="0"/>
                 <w:sz w:val="20"/>
               </w:rPr>
-              <w:t>47</w:t>
+              <w:t>53</w:t>
             </w:r>
           </w:p>
         </w:tc>
@@ -24039,7 +24591,7 @@
                 <w:b w:val="0"/>
                 <w:sz w:val="20"/>
               </w:rPr>
-              <w:t>20</w:t>
+              <w:t>22</w:t>
             </w:r>
           </w:p>
         </w:tc>
@@ -24073,7 +24625,7 @@
                 <w:b w:val="0"/>
                 <w:sz w:val="20"/>
               </w:rPr>
-              <w:t>34</w:t>
+              <w:t>38</w:t>
             </w:r>
           </w:p>
         </w:tc>
@@ -24107,7 +24659,7 @@
                 <w:b w:val="0"/>
                 <w:sz w:val="20"/>
               </w:rPr>
-              <w:t>48</w:t>
+              <w:t>54</w:t>
             </w:r>
           </w:p>
         </w:tc>
@@ -24181,7 +24733,7 @@
                 <w:b w:val="0"/>
                 <w:sz w:val="20"/>
               </w:rPr>
-              <w:t>21</w:t>
+              <w:t>23</w:t>
             </w:r>
           </w:p>
         </w:tc>
@@ -24215,7 +24767,7 @@
                 <w:b w:val="0"/>
                 <w:sz w:val="20"/>
               </w:rPr>
-              <w:t>35</w:t>
+              <w:t>39</w:t>
             </w:r>
           </w:p>
         </w:tc>
@@ -24249,7 +24801,7 @@
                 <w:b w:val="0"/>
                 <w:sz w:val="20"/>
               </w:rPr>
-              <w:t>49</w:t>
+              <w:t>55</w:t>
             </w:r>
           </w:p>
         </w:tc>
@@ -24323,7 +24875,7 @@
                 <w:b w:val="0"/>
                 <w:sz w:val="20"/>
               </w:rPr>
-              <w:t>22</w:t>
+              <w:t>24</w:t>
             </w:r>
           </w:p>
         </w:tc>
@@ -24357,7 +24909,7 @@
                 <w:b w:val="0"/>
                 <w:sz w:val="20"/>
               </w:rPr>
-              <w:t>36</w:t>
+              <w:t>40</w:t>
             </w:r>
           </w:p>
         </w:tc>
@@ -24391,7 +24943,7 @@
                 <w:b w:val="0"/>
                 <w:sz w:val="20"/>
               </w:rPr>
-              <w:t>50</w:t>
+              <w:t>56</w:t>
             </w:r>
           </w:p>
         </w:tc>
@@ -24465,7 +25017,7 @@
                 <w:b w:val="0"/>
                 <w:sz w:val="20"/>
               </w:rPr>
-              <w:t>23</w:t>
+              <w:t>25</w:t>
             </w:r>
           </w:p>
         </w:tc>
@@ -24499,7 +25051,7 @@
                 <w:b w:val="0"/>
                 <w:sz w:val="20"/>
               </w:rPr>
-              <w:t>37</w:t>
+              <w:t>41</w:t>
             </w:r>
           </w:p>
         </w:tc>
@@ -24533,7 +25085,7 @@
                 <w:b w:val="0"/>
                 <w:sz w:val="20"/>
               </w:rPr>
-              <w:t>51</w:t>
+              <w:t>57</w:t>
             </w:r>
           </w:p>
         </w:tc>
@@ -24607,7 +25159,7 @@
                 <w:b w:val="0"/>
                 <w:sz w:val="20"/>
               </w:rPr>
-              <w:t>24</w:t>
+              <w:t>26</w:t>
             </w:r>
           </w:p>
         </w:tc>
@@ -24641,7 +25193,7 @@
                 <w:b w:val="0"/>
                 <w:sz w:val="20"/>
               </w:rPr>
-              <w:t>38</w:t>
+              <w:t>42</w:t>
             </w:r>
           </w:p>
         </w:tc>
@@ -24675,7 +25227,7 @@
                 <w:b w:val="0"/>
                 <w:sz w:val="20"/>
               </w:rPr>
-              <w:t>52</w:t>
+              <w:t>58</w:t>
             </w:r>
           </w:p>
         </w:tc>
@@ -24749,7 +25301,7 @@
                 <w:b w:val="0"/>
                 <w:sz w:val="20"/>
               </w:rPr>
-              <w:t>25</w:t>
+              <w:t>27</w:t>
             </w:r>
           </w:p>
         </w:tc>
@@ -24783,7 +25335,7 @@
                 <w:b w:val="0"/>
                 <w:sz w:val="20"/>
               </w:rPr>
-              <w:t>39</w:t>
+              <w:t>43</w:t>
             </w:r>
           </w:p>
         </w:tc>
@@ -24817,7 +25369,7 @@
                 <w:b w:val="0"/>
                 <w:sz w:val="20"/>
               </w:rPr>
-              <w:t>53</w:t>
+              <w:t>59</w:t>
             </w:r>
           </w:p>
         </w:tc>
@@ -24891,7 +25443,7 @@
                 <w:b w:val="0"/>
                 <w:sz w:val="20"/>
               </w:rPr>
-              <w:t>26</w:t>
+              <w:t>28</w:t>
             </w:r>
           </w:p>
         </w:tc>
@@ -24925,7 +25477,7 @@
                 <w:b w:val="0"/>
                 <w:sz w:val="20"/>
               </w:rPr>
-              <w:t>40</w:t>
+              <w:t>44</w:t>
             </w:r>
           </w:p>
         </w:tc>
@@ -24959,7 +25511,7 @@
                 <w:b w:val="0"/>
                 <w:sz w:val="20"/>
               </w:rPr>
-              <w:t>54</w:t>
+              <w:t>60</w:t>
             </w:r>
           </w:p>
         </w:tc>
@@ -25033,7 +25585,7 @@
                 <w:b w:val="0"/>
                 <w:sz w:val="20"/>
               </w:rPr>
-              <w:t>27</w:t>
+              <w:t>29</w:t>
             </w:r>
           </w:p>
         </w:tc>
@@ -25067,7 +25619,7 @@
                 <w:b w:val="0"/>
                 <w:sz w:val="20"/>
               </w:rPr>
-              <w:t>41</w:t>
+              <w:t>45</w:t>
             </w:r>
           </w:p>
         </w:tc>
@@ -25101,7 +25653,7 @@
                 <w:b w:val="0"/>
                 <w:sz w:val="20"/>
               </w:rPr>
-              <w:t>55</w:t>
+              <w:t>61</w:t>
             </w:r>
           </w:p>
         </w:tc>
@@ -25175,7 +25727,7 @@
                 <w:b w:val="0"/>
                 <w:sz w:val="20"/>
               </w:rPr>
-              <w:t>28</w:t>
+              <w:t>30</w:t>
             </w:r>
           </w:p>
         </w:tc>
@@ -25209,7 +25761,7 @@
                 <w:b w:val="0"/>
                 <w:sz w:val="20"/>
               </w:rPr>
-              <w:t>42</w:t>
+              <w:t>46</w:t>
             </w:r>
           </w:p>
         </w:tc>
@@ -25243,7 +25795,291 @@
                 <w:b w:val="0"/>
                 <w:sz w:val="20"/>
               </w:rPr>
-              <w:t>56</w:t>
+              <w:t>62</w:t>
+            </w:r>
+          </w:p>
+        </w:tc>
+        <w:tc>
+          <w:tcPr>
+            <w:tcW w:type="dxa" w:w="1020"/>
+            <w:vAlign w:val="center"/>
+          </w:tcPr>
+          <w:p>
+            <w:pPr>
+              <w:spacing w:before="20" w:after="20" w:line="240" w:lineRule="auto"/>
+              <w:ind w:firstLine="0"/>
+              <w:jc w:val="center"/>
+            </w:pPr>
+          </w:p>
+        </w:tc>
+      </w:tr>
+      <w:tr>
+        <w:trPr>
+          <w:cantSplit w:val="true"/>
+          <w:trHeight w:val="481" w:hRule="atLeast"/>
+        </w:trPr>
+        <w:tc>
+          <w:tcPr>
+            <w:tcW w:type="dxa" w:w="1247"/>
+            <w:vAlign w:val="center"/>
+          </w:tcPr>
+          <w:p>
+            <w:pPr>
+              <w:spacing w:before="20" w:after="20" w:line="240" w:lineRule="auto"/>
+              <w:ind w:firstLine="0"/>
+              <w:jc w:val="center"/>
+            </w:pPr>
+            <w:r>
+              <w:rPr>
+                <w:rFonts w:ascii="Times New Roman" w:hAnsi="Times New Roman" w:eastAsia="宋体"/>
+                <w:b w:val="0"/>
+                <w:sz w:val="20"/>
+              </w:rPr>
+              <w:t>15</w:t>
+            </w:r>
+          </w:p>
+        </w:tc>
+        <w:tc>
+          <w:tcPr>
+            <w:tcW w:type="dxa" w:w="1020"/>
+            <w:vAlign w:val="center"/>
+          </w:tcPr>
+          <w:p>
+            <w:pPr>
+              <w:spacing w:before="20" w:after="20" w:line="240" w:lineRule="auto"/>
+              <w:ind w:firstLine="0"/>
+              <w:jc w:val="center"/>
+            </w:pPr>
+          </w:p>
+        </w:tc>
+        <w:tc>
+          <w:tcPr>
+            <w:tcW w:type="dxa" w:w="1247"/>
+            <w:vAlign w:val="center"/>
+          </w:tcPr>
+          <w:p>
+            <w:pPr>
+              <w:spacing w:before="20" w:after="20" w:line="240" w:lineRule="auto"/>
+              <w:ind w:firstLine="0"/>
+              <w:jc w:val="center"/>
+            </w:pPr>
+            <w:r>
+              <w:rPr>
+                <w:rFonts w:ascii="Times New Roman" w:hAnsi="Times New Roman" w:eastAsia="宋体"/>
+                <w:b w:val="0"/>
+                <w:sz w:val="20"/>
+              </w:rPr>
+              <w:t>31</w:t>
+            </w:r>
+          </w:p>
+        </w:tc>
+        <w:tc>
+          <w:tcPr>
+            <w:tcW w:type="dxa" w:w="1020"/>
+            <w:vAlign w:val="center"/>
+          </w:tcPr>
+          <w:p>
+            <w:pPr>
+              <w:spacing w:before="20" w:after="20" w:line="240" w:lineRule="auto"/>
+              <w:ind w:firstLine="0"/>
+              <w:jc w:val="center"/>
+            </w:pPr>
+          </w:p>
+        </w:tc>
+        <w:tc>
+          <w:tcPr>
+            <w:tcW w:type="dxa" w:w="1247"/>
+            <w:vAlign w:val="center"/>
+          </w:tcPr>
+          <w:p>
+            <w:pPr>
+              <w:spacing w:before="20" w:after="20" w:line="240" w:lineRule="auto"/>
+              <w:ind w:firstLine="0"/>
+              <w:jc w:val="center"/>
+            </w:pPr>
+            <w:r>
+              <w:rPr>
+                <w:rFonts w:ascii="Times New Roman" w:hAnsi="Times New Roman" w:eastAsia="宋体"/>
+                <w:b w:val="0"/>
+                <w:sz w:val="20"/>
+              </w:rPr>
+              <w:t>47</w:t>
+            </w:r>
+          </w:p>
+        </w:tc>
+        <w:tc>
+          <w:tcPr>
+            <w:tcW w:type="dxa" w:w="1020"/>
+            <w:vAlign w:val="center"/>
+          </w:tcPr>
+          <w:p>
+            <w:pPr>
+              <w:spacing w:before="20" w:after="20" w:line="240" w:lineRule="auto"/>
+              <w:ind w:firstLine="0"/>
+              <w:jc w:val="center"/>
+            </w:pPr>
+          </w:p>
+        </w:tc>
+        <w:tc>
+          <w:tcPr>
+            <w:tcW w:type="dxa" w:w="1247"/>
+            <w:vAlign w:val="center"/>
+          </w:tcPr>
+          <w:p>
+            <w:pPr>
+              <w:spacing w:before="20" w:after="20" w:line="240" w:lineRule="auto"/>
+              <w:ind w:firstLine="0"/>
+              <w:jc w:val="center"/>
+            </w:pPr>
+            <w:r>
+              <w:rPr>
+                <w:rFonts w:ascii="Times New Roman" w:hAnsi="Times New Roman" w:eastAsia="宋体"/>
+                <w:b w:val="0"/>
+                <w:sz w:val="20"/>
+              </w:rPr>
+              <w:t>63</w:t>
+            </w:r>
+          </w:p>
+        </w:tc>
+        <w:tc>
+          <w:tcPr>
+            <w:tcW w:type="dxa" w:w="1020"/>
+            <w:vAlign w:val="center"/>
+          </w:tcPr>
+          <w:p>
+            <w:pPr>
+              <w:spacing w:before="20" w:after="20" w:line="240" w:lineRule="auto"/>
+              <w:ind w:firstLine="0"/>
+              <w:jc w:val="center"/>
+            </w:pPr>
+          </w:p>
+        </w:tc>
+      </w:tr>
+      <w:tr>
+        <w:trPr>
+          <w:cantSplit w:val="true"/>
+          <w:trHeight w:val="481" w:hRule="atLeast"/>
+        </w:trPr>
+        <w:tc>
+          <w:tcPr>
+            <w:tcW w:type="dxa" w:w="1247"/>
+            <w:vAlign w:val="center"/>
+          </w:tcPr>
+          <w:p>
+            <w:pPr>
+              <w:spacing w:before="20" w:after="20" w:line="240" w:lineRule="auto"/>
+              <w:ind w:firstLine="0"/>
+              <w:jc w:val="center"/>
+            </w:pPr>
+            <w:r>
+              <w:rPr>
+                <w:rFonts w:ascii="Times New Roman" w:hAnsi="Times New Roman" w:eastAsia="宋体"/>
+                <w:b w:val="0"/>
+                <w:sz w:val="20"/>
+              </w:rPr>
+              <w:t>16</w:t>
+            </w:r>
+          </w:p>
+        </w:tc>
+        <w:tc>
+          <w:tcPr>
+            <w:tcW w:type="dxa" w:w="1020"/>
+            <w:vAlign w:val="center"/>
+          </w:tcPr>
+          <w:p>
+            <w:pPr>
+              <w:spacing w:before="20" w:after="20" w:line="240" w:lineRule="auto"/>
+              <w:ind w:firstLine="0"/>
+              <w:jc w:val="center"/>
+            </w:pPr>
+          </w:p>
+        </w:tc>
+        <w:tc>
+          <w:tcPr>
+            <w:tcW w:type="dxa" w:w="1247"/>
+            <w:vAlign w:val="center"/>
+          </w:tcPr>
+          <w:p>
+            <w:pPr>
+              <w:spacing w:before="20" w:after="20" w:line="240" w:lineRule="auto"/>
+              <w:ind w:firstLine="0"/>
+              <w:jc w:val="center"/>
+            </w:pPr>
+            <w:r>
+              <w:rPr>
+                <w:rFonts w:ascii="Times New Roman" w:hAnsi="Times New Roman" w:eastAsia="宋体"/>
+                <w:b w:val="0"/>
+                <w:sz w:val="20"/>
+              </w:rPr>
+              <w:t>32</w:t>
+            </w:r>
+          </w:p>
+        </w:tc>
+        <w:tc>
+          <w:tcPr>
+            <w:tcW w:type="dxa" w:w="1020"/>
+            <w:vAlign w:val="center"/>
+          </w:tcPr>
+          <w:p>
+            <w:pPr>
+              <w:spacing w:before="20" w:after="20" w:line="240" w:lineRule="auto"/>
+              <w:ind w:firstLine="0"/>
+              <w:jc w:val="center"/>
+            </w:pPr>
+          </w:p>
+        </w:tc>
+        <w:tc>
+          <w:tcPr>
+            <w:tcW w:type="dxa" w:w="1247"/>
+            <w:vAlign w:val="center"/>
+          </w:tcPr>
+          <w:p>
+            <w:pPr>
+              <w:spacing w:before="20" w:after="20" w:line="240" w:lineRule="auto"/>
+              <w:ind w:firstLine="0"/>
+              <w:jc w:val="center"/>
+            </w:pPr>
+            <w:r>
+              <w:rPr>
+                <w:rFonts w:ascii="Times New Roman" w:hAnsi="Times New Roman" w:eastAsia="宋体"/>
+                <w:b w:val="0"/>
+                <w:sz w:val="20"/>
+              </w:rPr>
+              <w:t>48</w:t>
+            </w:r>
+          </w:p>
+        </w:tc>
+        <w:tc>
+          <w:tcPr>
+            <w:tcW w:type="dxa" w:w="1020"/>
+            <w:vAlign w:val="center"/>
+          </w:tcPr>
+          <w:p>
+            <w:pPr>
+              <w:spacing w:before="20" w:after="20" w:line="240" w:lineRule="auto"/>
+              <w:ind w:firstLine="0"/>
+              <w:jc w:val="center"/>
+            </w:pPr>
+          </w:p>
+        </w:tc>
+        <w:tc>
+          <w:tcPr>
+            <w:tcW w:type="dxa" w:w="1247"/>
+            <w:vAlign w:val="center"/>
+          </w:tcPr>
+          <w:p>
+            <w:pPr>
+              <w:spacing w:before="20" w:after="20" w:line="240" w:lineRule="auto"/>
+              <w:ind w:firstLine="0"/>
+              <w:jc w:val="center"/>
+            </w:pPr>
+            <w:r>
+              <w:rPr>
+                <w:rFonts w:ascii="Times New Roman" w:hAnsi="Times New Roman" w:eastAsia="宋体"/>
+                <w:b w:val="0"/>
+                <w:sz w:val="20"/>
+              </w:rPr>
+              <w:t>64</w:t>
             </w:r>
           </w:p>
         </w:tc>
@@ -25281,7 +26117,7 @@
           <w:color w:val="595959"/>
           <w:sz w:val="18"/>
         </w:rPr>
-        <w:t>快速版只做编号为奇数的题（1、3、5……55），共 28 题，也即每个功能对的两个方向里取前一个（Q01a、Q02a……Q28a）。</w:t>
+        <w:t>快速版只做编号为奇数的题，共 32 题，也就是每个功能对的两个方向里取前一个。</w:t>
       </w:r>
     </w:p>
     <w:p>
@@ -25343,7 +26179,7 @@
           <w:b w:val="0"/>
           <w:sz w:val="21"/>
         </w:rPr>
-        <w:t>，按表 4-1 把 56 个选择分到八个功能上，各自累加出 S（−28 到 +28）。下表可以直接用来记：</w:t>
+        <w:t>，按表 4-1 把 64 个选择分到八个功能上，各自累加出 S（−32 到 +32）。下表可以直接用来记：</w:t>
       </w:r>
     </w:p>
     <w:p>
@@ -25469,7 +26305,7 @@
                 <w:b/>
                 <w:sz w:val="18"/>
               </w:rPr>
-              <w:t>P = 50 + 25 × S ÷ 14</w:t>
+              <w:t>P = 50 + 25 × S ÷ 16</w:t>
             </w:r>
           </w:p>
         </w:tc>
@@ -25546,7 +26382,7 @@
                 <w:b w:val="0"/>
                 <w:sz w:val="18"/>
               </w:rPr>
-              <w:t>14</w:t>
+              <w:t>16</w:t>
             </w:r>
           </w:p>
         </w:tc>
@@ -25640,7 +26476,7 @@
                 <w:b w:val="0"/>
                 <w:sz w:val="18"/>
               </w:rPr>
-              <w:t>14</w:t>
+              <w:t>16</w:t>
             </w:r>
           </w:p>
         </w:tc>
@@ -25734,7 +26570,7 @@
                 <w:b w:val="0"/>
                 <w:sz w:val="18"/>
               </w:rPr>
-              <w:t>14</w:t>
+              <w:t>16</w:t>
             </w:r>
           </w:p>
         </w:tc>
@@ -25828,7 +26664,7 @@
                 <w:b w:val="0"/>
                 <w:sz w:val="18"/>
               </w:rPr>
-              <w:t>14</w:t>
+              <w:t>16</w:t>
             </w:r>
           </w:p>
         </w:tc>
@@ -25922,7 +26758,7 @@
                 <w:b w:val="0"/>
                 <w:sz w:val="18"/>
               </w:rPr>
-              <w:t>14</w:t>
+              <w:t>16</w:t>
             </w:r>
           </w:p>
         </w:tc>
@@ -26016,7 +26852,7 @@
                 <w:b w:val="0"/>
                 <w:sz w:val="18"/>
               </w:rPr>
-              <w:t>14</w:t>
+              <w:t>16</w:t>
             </w:r>
           </w:p>
         </w:tc>
@@ -26110,7 +26946,7 @@
                 <w:b w:val="0"/>
                 <w:sz w:val="18"/>
               </w:rPr>
-              <w:t>14</w:t>
+              <w:t>16</w:t>
             </w:r>
           </w:p>
         </w:tc>
@@ -26204,7 +27040,7 @@
                 <w:b w:val="0"/>
                 <w:sz w:val="18"/>
               </w:rPr>
-              <w:t>14</w:t>
+              <w:t>16</w:t>
             </w:r>
           </w:p>
         </w:tc>
@@ -26348,7 +27184,7 @@
           <w:color w:val="595959"/>
           <w:sz w:val="18"/>
         </w:rPr>
-        <w:t>快速版把表 B-1 的 14 改成 7、把公式里除以 14 改成除以 7 即可，判定流程完全相同。</w:t>
+        <w:t>快速版把表 B-1 的 16 改成 8、把公式里除以 16 改成除以 8 即可，判定流程完全相同。</w:t>
       </w:r>
     </w:p>
     <w:p>

--- a/荣格八维人格测验-中国情境版.docx
+++ b/荣格八维人格测验-中国情境版.docx
@@ -707,6 +707,38 @@
           <w:sz w:val="21"/>
         </w:rPr>
         <w:t xml:space="preserve"> 报告里给出八维分数、主导与辅助、候选类型排序和置信度。测得准不准，你自己看得出来。</w:t>
+      </w:r>
+    </w:p>
+    <w:p>
+      <w:pPr>
+        <w:keepNext w:val="0"/>
+        <w:spacing w:before="0" w:after="80" w:line="324" w:lineRule="auto"/>
+        <w:ind w:firstLine="420" w:left="0"/>
+        <w:jc w:val="both"/>
+      </w:pPr>
+      <w:r>
+        <w:rPr>
+          <w:rFonts w:ascii="Times New Roman" w:hAnsi="Times New Roman" w:eastAsia="宋体"/>
+          <w:b w:val="0"/>
+          <w:sz w:val="21"/>
+        </w:rPr>
+        <w:t xml:space="preserve">另外，同一套东西还有一个 </w:t>
+      </w:r>
+      <w:r>
+        <w:rPr>
+          <w:rFonts w:ascii="Times New Roman" w:hAnsi="Times New Roman" w:eastAsia="黑体"/>
+          <w:b/>
+          <w:sz w:val="21"/>
+        </w:rPr>
+        <w:t>7 点量表版</w:t>
+      </w:r>
+      <w:r>
+        <w:rPr>
+          <w:rFonts w:ascii="Times New Roman" w:hAnsi="Times New Roman" w:eastAsia="宋体"/>
+          <w:b w:val="0"/>
+          <w:sz w:val="21"/>
+        </w:rPr>
+        <w:t>（网页 index.html）：50 句陈述、按「有多像我」选程度、出五个维度的百分比。它回答的是「你多常这样」，这一版回答的是「你先注意什么、凭什么判断」——两版结论不一致是正常的，对照着看更有用。</w:t>
       </w:r>
     </w:p>
     <w:p>
